--- a/A.4.25.docx
+++ b/A.4.25.docx
@@ -9458,19 +9458,19 @@
         <w:tblLook w:val="0000" w:firstRow="0" w:lastRow="0" w:firstColumn="0" w:lastColumn="0" w:noHBand="0" w:noVBand="0"/>
       </w:tblPr>
       <w:tblGrid>
-        <w:gridCol w:w="529"/>
-        <w:gridCol w:w="529"/>
-        <w:gridCol w:w="529"/>
-        <w:gridCol w:w="529"/>
-        <w:gridCol w:w="529"/>
-        <w:gridCol w:w="729"/>
-        <w:gridCol w:w="729"/>
-        <w:gridCol w:w="1812"/>
-        <w:gridCol w:w="729"/>
-        <w:gridCol w:w="729"/>
-        <w:gridCol w:w="717"/>
-        <w:gridCol w:w="752"/>
-        <w:gridCol w:w="717"/>
+        <w:gridCol w:w="528"/>
+        <w:gridCol w:w="528"/>
+        <w:gridCol w:w="528"/>
+        <w:gridCol w:w="528"/>
+        <w:gridCol w:w="528"/>
+        <w:gridCol w:w="727"/>
+        <w:gridCol w:w="750"/>
+        <w:gridCol w:w="1808"/>
+        <w:gridCol w:w="727"/>
+        <w:gridCol w:w="727"/>
+        <w:gridCol w:w="715"/>
+        <w:gridCol w:w="750"/>
+        <w:gridCol w:w="715"/>
       </w:tblGrid>
       <w:tr>
         <w:trPr>
@@ -15222,15 +15222,22 @@
               <w:rPr>
                 <w:rFonts w:ascii="Nirmala UI" w:hAnsi="Nirmala UI" w:cs="Nirmala UI"/>
               </w:rPr>
-              <w:t>।</w:t>
+              <w:t>᱾</w:t>
             </w:r>
             <w:r>
               <w:rPr>
                 <w:rFonts w:ascii="Arial" w:hAnsi="Arial" w:cs="Arial"/>
               </w:rPr>
               <w:br/>
-              <w:t>0964</w:t>
-            </w:r>
+            </w:r>
+            <w:proofErr w:type="spellStart"/>
+            <w:r>
+              <w:rPr>
+                <w:rFonts w:ascii="Arial" w:hAnsi="Arial" w:cs="Arial"/>
+              </w:rPr>
+              <w:t>1C7E</w:t>
+            </w:r>
+            <w:proofErr w:type="spellEnd"/>
           </w:p>
         </w:tc>
         <w:tc>
@@ -15686,15 +15693,22 @@
               <w:rPr>
                 <w:rFonts w:ascii="Nirmala UI" w:hAnsi="Nirmala UI" w:cs="Nirmala UI"/>
               </w:rPr>
-              <w:t>॥</w:t>
+              <w:t>᱿</w:t>
             </w:r>
             <w:r>
               <w:rPr>
                 <w:rFonts w:ascii="Arial" w:hAnsi="Arial" w:cs="Arial"/>
               </w:rPr>
               <w:br/>
-              <w:t>0965</w:t>
-            </w:r>
+            </w:r>
+            <w:proofErr w:type="spellStart"/>
+            <w:r>
+              <w:rPr>
+                <w:rFonts w:ascii="Arial" w:hAnsi="Arial" w:cs="Arial"/>
+              </w:rPr>
+              <w:t>1C7F</w:t>
+            </w:r>
+            <w:proofErr w:type="spellEnd"/>
           </w:p>
         </w:tc>
         <w:tc>

--- a/A.4.25.docx
+++ b/A.4.25.docx
@@ -10,7 +10,6 @@
         </w:rPr>
       </w:pPr>
       <w:bookmarkStart w:id="0" w:name="_Toc114820859"/>
-      <w:proofErr w:type="spellStart"/>
       <w:r>
         <w:rPr>
           <w:lang w:val="sv-SE"/>
@@ -35,7 +34,6 @@
         </w:rPr>
         <w:t>5</w:t>
       </w:r>
-      <w:proofErr w:type="spellEnd"/>
       <w:r>
         <w:rPr>
           <w:lang w:val="sv-SE"/>
@@ -57,14 +55,7 @@
         <w:rPr>
           <w:lang w:val="sv-SE"/>
         </w:rPr>
-        <w:t xml:space="preserve"> (</w:t>
-      </w:r>
-      <w:proofErr w:type="spellStart"/>
-      <w:r>
-        <w:rPr>
-          <w:lang w:val="sv-SE"/>
-        </w:rPr>
-        <w:t>0x</w:t>
+        <w:t xml:space="preserve"> (0x</w:t>
       </w:r>
       <w:r>
         <w:rPr>
@@ -78,7 +69,6 @@
         </w:rPr>
         <w:t>5</w:t>
       </w:r>
-      <w:proofErr w:type="spellEnd"/>
       <w:r>
         <w:rPr>
           <w:lang w:val="sv-SE"/>
@@ -90,7 +80,6 @@
       <w:pPr>
         <w:pStyle w:val="Rubrik4"/>
       </w:pPr>
-      <w:proofErr w:type="spellStart"/>
       <w:r>
         <w:t>A.4.</w:t>
       </w:r>
@@ -100,38 +89,21 @@
       <w:r>
         <w:t>5.1</w:t>
       </w:r>
-      <w:proofErr w:type="spellEnd"/>
       <w:r>
         <w:tab/>
         <w:t xml:space="preserve">SMS/CBS 7-bit </w:t>
       </w:r>
       <w:r>
-        <w:t xml:space="preserve">Santali (Ol Chiki </w:t>
-      </w:r>
-      <w:proofErr w:type="gramStart"/>
-      <w:r>
-        <w:t>script)</w:t>
+        <w:t>Santali (Ol Chiki script)</w:t>
       </w:r>
       <w:r>
-        <w:t>Alphabet</w:t>
-      </w:r>
-      <w:proofErr w:type="gramEnd"/>
-      <w:r>
-        <w:t xml:space="preserve"> (</w:t>
-      </w:r>
-      <w:proofErr w:type="spellStart"/>
-      <w:r>
-        <w:t>0x</w:t>
+        <w:t>Alphabet (0x</w:t>
       </w:r>
       <w:r>
         <w:t>2</w:t>
       </w:r>
       <w:r>
-        <w:t>5</w:t>
-      </w:r>
-      <w:proofErr w:type="spellEnd"/>
-      <w:r>
-        <w:t>) base table</w:t>
+        <w:t>5) base table</w:t>
       </w:r>
     </w:p>
     <w:tbl>
@@ -141,19 +113,19 @@
         <w:tblLook w:val="0000" w:firstRow="0" w:lastRow="0" w:firstColumn="0" w:lastColumn="0" w:noHBand="0" w:noVBand="0"/>
       </w:tblPr>
       <w:tblGrid>
-        <w:gridCol w:w="571"/>
-        <w:gridCol w:w="571"/>
-        <w:gridCol w:w="570"/>
-        <w:gridCol w:w="570"/>
-        <w:gridCol w:w="570"/>
-        <w:gridCol w:w="761"/>
-        <w:gridCol w:w="749"/>
-        <w:gridCol w:w="786"/>
-        <w:gridCol w:w="761"/>
-        <w:gridCol w:w="798"/>
-        <w:gridCol w:w="798"/>
-        <w:gridCol w:w="761"/>
-        <w:gridCol w:w="798"/>
+        <w:gridCol w:w="568"/>
+        <w:gridCol w:w="569"/>
+        <w:gridCol w:w="569"/>
+        <w:gridCol w:w="569"/>
+        <w:gridCol w:w="569"/>
+        <w:gridCol w:w="796"/>
+        <w:gridCol w:w="784"/>
+        <w:gridCol w:w="784"/>
+        <w:gridCol w:w="759"/>
+        <w:gridCol w:w="796"/>
+        <w:gridCol w:w="796"/>
+        <w:gridCol w:w="759"/>
+        <w:gridCol w:w="746"/>
       </w:tblGrid>
       <w:tr>
         <w:trPr>
@@ -250,7 +222,6 @@
                 <w:sz w:val="24"/>
               </w:rPr>
             </w:pPr>
-            <w:proofErr w:type="spellStart"/>
             <w:r>
               <w:rPr>
                 <w:rFonts w:ascii="Courier" w:hAnsi="Courier"/>
@@ -262,7 +233,6 @@
               </w:rPr>
               <w:t>b7</w:t>
             </w:r>
-            <w:proofErr w:type="spellEnd"/>
           </w:p>
         </w:tc>
         <w:tc>
@@ -608,7 +578,6 @@
                 <w:sz w:val="24"/>
               </w:rPr>
             </w:pPr>
-            <w:proofErr w:type="spellStart"/>
             <w:r>
               <w:rPr>
                 <w:rFonts w:ascii="Courier" w:hAnsi="Courier"/>
@@ -620,7 +589,6 @@
               </w:rPr>
               <w:t>b6</w:t>
             </w:r>
-            <w:proofErr w:type="spellEnd"/>
           </w:p>
         </w:tc>
         <w:tc>
@@ -966,7 +934,6 @@
                 <w:sz w:val="24"/>
               </w:rPr>
             </w:pPr>
-            <w:proofErr w:type="spellStart"/>
             <w:r>
               <w:rPr>
                 <w:rFonts w:ascii="Courier" w:hAnsi="Courier"/>
@@ -978,7 +945,6 @@
               </w:rPr>
               <w:t>b5</w:t>
             </w:r>
-            <w:proofErr w:type="spellEnd"/>
           </w:p>
         </w:tc>
         <w:tc>
@@ -1251,7 +1217,6 @@
             </w:pPr>
             <w:bookmarkStart w:id="7" w:name="_MCCTEMPBM_CRPT01490010___4" w:colFirst="0" w:colLast="11"/>
             <w:bookmarkEnd w:id="5"/>
-            <w:proofErr w:type="spellStart"/>
             <w:r>
               <w:rPr>
                 <w:rFonts w:ascii="Courier" w:hAnsi="Courier"/>
@@ -1263,7 +1228,6 @@
               </w:rPr>
               <w:t>b4</w:t>
             </w:r>
-            <w:proofErr w:type="spellEnd"/>
           </w:p>
         </w:tc>
         <w:tc>
@@ -1285,7 +1249,6 @@
                 <w:sz w:val="24"/>
               </w:rPr>
             </w:pPr>
-            <w:proofErr w:type="spellStart"/>
             <w:r>
               <w:rPr>
                 <w:rFonts w:ascii="Courier" w:hAnsi="Courier"/>
@@ -1297,7 +1260,6 @@
               </w:rPr>
               <w:t>b3</w:t>
             </w:r>
-            <w:proofErr w:type="spellEnd"/>
           </w:p>
         </w:tc>
         <w:tc>
@@ -1319,7 +1281,6 @@
                 <w:sz w:val="24"/>
               </w:rPr>
             </w:pPr>
-            <w:proofErr w:type="spellStart"/>
             <w:r>
               <w:rPr>
                 <w:rFonts w:ascii="Courier" w:hAnsi="Courier"/>
@@ -1331,7 +1292,6 @@
               </w:rPr>
               <w:t>b2</w:t>
             </w:r>
-            <w:proofErr w:type="spellEnd"/>
           </w:p>
         </w:tc>
         <w:tc>
@@ -1353,7 +1313,6 @@
                 <w:sz w:val="24"/>
               </w:rPr>
             </w:pPr>
-            <w:proofErr w:type="spellStart"/>
             <w:r>
               <w:rPr>
                 <w:rFonts w:ascii="Courier" w:hAnsi="Courier"/>
@@ -1365,7 +1324,6 @@
               </w:rPr>
               <w:t>b1</w:t>
             </w:r>
-            <w:proofErr w:type="spellEnd"/>
           </w:p>
         </w:tc>
         <w:tc>
@@ -1968,15 +1926,8 @@
                 <w:rFonts w:ascii="Arial" w:hAnsi="Arial" w:cs="Arial"/>
               </w:rPr>
               <w:br/>
-            </w:r>
-            <w:proofErr w:type="spellStart"/>
-            <w:r>
-              <w:rPr>
-                <w:rFonts w:ascii="Arial" w:hAnsi="Arial" w:cs="Arial"/>
-              </w:rPr>
               <w:t>1C5A</w:t>
             </w:r>
-            <w:proofErr w:type="spellEnd"/>
           </w:p>
         </w:tc>
         <w:tc>
@@ -2011,15 +1962,8 @@
                 <w:rFonts w:ascii="Arial" w:hAnsi="Arial" w:cs="Arial"/>
               </w:rPr>
               <w:br/>
-            </w:r>
-            <w:proofErr w:type="spellStart"/>
-            <w:r>
-              <w:rPr>
-                <w:rFonts w:ascii="Arial" w:hAnsi="Arial" w:cs="Arial"/>
-              </w:rPr>
               <w:t>1C6A</w:t>
             </w:r>
-            <w:proofErr w:type="spellEnd"/>
           </w:p>
         </w:tc>
         <w:tc>
@@ -2281,15 +2225,8 @@
                 <w:rFonts w:ascii="Arial" w:hAnsi="Arial" w:cs="Arial"/>
               </w:rPr>
               <w:br/>
-            </w:r>
-            <w:proofErr w:type="spellStart"/>
-            <w:r>
-              <w:rPr>
-                <w:rFonts w:ascii="Arial" w:hAnsi="Arial" w:cs="Arial"/>
-              </w:rPr>
               <w:t>00A3</w:t>
             </w:r>
-            <w:proofErr w:type="spellEnd"/>
           </w:p>
         </w:tc>
         <w:tc>
@@ -2324,15 +2261,8 @@
                 <w:rFonts w:ascii="Arial" w:hAnsi="Arial" w:cs="Arial"/>
               </w:rPr>
               <w:br/>
-            </w:r>
-            <w:proofErr w:type="spellStart"/>
-            <w:r>
-              <w:rPr>
-                <w:rFonts w:ascii="Arial" w:hAnsi="Arial" w:cs="Arial"/>
-              </w:rPr>
               <w:t>005F</w:t>
             </w:r>
-            <w:proofErr w:type="spellEnd"/>
           </w:p>
         </w:tc>
         <w:tc>
@@ -2439,15 +2369,8 @@
                 <w:rFonts w:ascii="Arial" w:hAnsi="Arial" w:cs="Arial"/>
               </w:rPr>
               <w:br/>
-            </w:r>
-            <w:proofErr w:type="spellStart"/>
-            <w:r>
-              <w:rPr>
-                <w:rFonts w:ascii="Arial" w:hAnsi="Arial" w:cs="Arial"/>
-              </w:rPr>
               <w:t>1C5B</w:t>
             </w:r>
-            <w:proofErr w:type="spellEnd"/>
           </w:p>
         </w:tc>
         <w:tc>
@@ -2482,15 +2405,8 @@
                 <w:rFonts w:ascii="Arial" w:hAnsi="Arial" w:cs="Arial"/>
               </w:rPr>
               <w:br/>
-            </w:r>
-            <w:proofErr w:type="spellStart"/>
-            <w:r>
-              <w:rPr>
-                <w:rFonts w:ascii="Arial" w:hAnsi="Arial" w:cs="Arial"/>
-              </w:rPr>
               <w:t>1C6B</w:t>
             </w:r>
-            <w:proofErr w:type="spellEnd"/>
           </w:p>
         </w:tc>
         <w:tc>
@@ -2912,15 +2828,8 @@
                 <w:rFonts w:ascii="Arial" w:hAnsi="Arial" w:cs="Arial"/>
               </w:rPr>
               <w:br/>
-            </w:r>
-            <w:proofErr w:type="spellStart"/>
-            <w:r>
-              <w:rPr>
-                <w:rFonts w:ascii="Arial" w:hAnsi="Arial" w:cs="Arial"/>
-              </w:rPr>
               <w:t>1C5C</w:t>
             </w:r>
-            <w:proofErr w:type="spellEnd"/>
           </w:p>
         </w:tc>
         <w:tc>
@@ -2956,15 +2865,8 @@
                 <w:rFonts w:ascii="Arial" w:hAnsi="Arial" w:cs="Arial"/>
               </w:rPr>
               <w:br/>
-            </w:r>
-            <w:proofErr w:type="spellStart"/>
-            <w:r>
-              <w:rPr>
-                <w:rFonts w:ascii="Arial" w:hAnsi="Arial" w:cs="Arial"/>
-              </w:rPr>
               <w:t>1C6C</w:t>
             </w:r>
-            <w:proofErr w:type="spellEnd"/>
           </w:p>
         </w:tc>
         <w:tc>
@@ -3268,15 +3170,8 @@
                 <w:rFonts w:ascii="Arial" w:hAnsi="Arial" w:cs="Arial"/>
               </w:rPr>
               <w:br/>
-            </w:r>
-            <w:proofErr w:type="spellStart"/>
-            <w:r>
-              <w:rPr>
-                <w:rFonts w:ascii="Arial" w:hAnsi="Arial" w:cs="Arial"/>
-              </w:rPr>
               <w:t>20B9</w:t>
             </w:r>
-            <w:proofErr w:type="spellEnd"/>
           </w:p>
         </w:tc>
         <w:tc>
@@ -3383,15 +3278,8 @@
                 <w:rFonts w:ascii="Arial" w:hAnsi="Arial" w:cs="Arial"/>
               </w:rPr>
               <w:br/>
-            </w:r>
-            <w:proofErr w:type="spellStart"/>
-            <w:r>
-              <w:rPr>
-                <w:rFonts w:ascii="Arial" w:hAnsi="Arial" w:cs="Arial"/>
-              </w:rPr>
               <w:t>1C5D</w:t>
             </w:r>
-            <w:proofErr w:type="spellEnd"/>
           </w:p>
         </w:tc>
         <w:tc>
@@ -3426,15 +3314,8 @@
                 <w:rFonts w:ascii="Arial" w:hAnsi="Arial" w:cs="Arial"/>
               </w:rPr>
               <w:br/>
-            </w:r>
-            <w:proofErr w:type="spellStart"/>
-            <w:r>
-              <w:rPr>
-                <w:rFonts w:ascii="Arial" w:hAnsi="Arial" w:cs="Arial"/>
-              </w:rPr>
               <w:t>1C6D</w:t>
             </w:r>
-            <w:proofErr w:type="spellEnd"/>
           </w:p>
         </w:tc>
         <w:tc>
@@ -3713,15 +3594,8 @@
                 <w:rFonts w:ascii="Arial" w:hAnsi="Arial" w:cs="Arial"/>
               </w:rPr>
               <w:br/>
-            </w:r>
-            <w:proofErr w:type="spellStart"/>
-            <w:r>
-              <w:rPr>
-                <w:rFonts w:ascii="Arial" w:hAnsi="Arial" w:cs="Arial"/>
-              </w:rPr>
               <w:t>00A7</w:t>
             </w:r>
-            <w:proofErr w:type="spellEnd"/>
           </w:p>
         </w:tc>
         <w:tc>
@@ -3788,15 +3662,8 @@
                 <w:rFonts w:ascii="Arial" w:hAnsi="Arial" w:cs="Arial"/>
               </w:rPr>
               <w:br/>
-            </w:r>
-            <w:proofErr w:type="spellStart"/>
-            <w:r>
-              <w:rPr>
-                <w:rFonts w:ascii="Arial" w:hAnsi="Arial" w:cs="Arial"/>
-              </w:rPr>
               <w:t>20AC</w:t>
             </w:r>
-            <w:proofErr w:type="spellEnd"/>
           </w:p>
         </w:tc>
         <w:tc>
@@ -3869,15 +3736,8 @@
                 <w:rFonts w:ascii="Arial" w:hAnsi="Arial" w:cs="Arial"/>
               </w:rPr>
               <w:br/>
-            </w:r>
-            <w:proofErr w:type="spellStart"/>
-            <w:r>
-              <w:rPr>
-                <w:rFonts w:ascii="Arial" w:hAnsi="Arial" w:cs="Arial"/>
-              </w:rPr>
               <w:t>1C5E</w:t>
             </w:r>
-            <w:proofErr w:type="spellEnd"/>
           </w:p>
         </w:tc>
         <w:tc>
@@ -3913,15 +3773,8 @@
                 <w:rFonts w:ascii="Arial" w:hAnsi="Arial" w:cs="Arial"/>
               </w:rPr>
               <w:br/>
-            </w:r>
-            <w:proofErr w:type="spellStart"/>
-            <w:r>
-              <w:rPr>
-                <w:rFonts w:ascii="Arial" w:hAnsi="Arial" w:cs="Arial"/>
-              </w:rPr>
               <w:t>1C6E</w:t>
             </w:r>
-            <w:proofErr w:type="spellEnd"/>
           </w:p>
         </w:tc>
         <w:tc>
@@ -4337,15 +4190,8 @@
                 <w:rFonts w:ascii="Arial" w:hAnsi="Arial" w:cs="Arial"/>
               </w:rPr>
               <w:br/>
-            </w:r>
-            <w:proofErr w:type="spellStart"/>
-            <w:r>
-              <w:rPr>
-                <w:rFonts w:ascii="Arial" w:hAnsi="Arial" w:cs="Arial"/>
-              </w:rPr>
               <w:t>1C5F</w:t>
             </w:r>
-            <w:proofErr w:type="spellEnd"/>
           </w:p>
         </w:tc>
         <w:tc>
@@ -4381,15 +4227,8 @@
                 <w:rFonts w:ascii="Arial" w:hAnsi="Arial" w:cs="Arial"/>
               </w:rPr>
               <w:br/>
-            </w:r>
-            <w:proofErr w:type="spellStart"/>
-            <w:r>
-              <w:rPr>
-                <w:rFonts w:ascii="Arial" w:hAnsi="Arial" w:cs="Arial"/>
-              </w:rPr>
               <w:t>1C6F</w:t>
             </w:r>
-            <w:proofErr w:type="spellEnd"/>
           </w:p>
         </w:tc>
         <w:tc>
@@ -4806,15 +4645,8 @@
                 <w:rFonts w:ascii="Arial" w:hAnsi="Arial" w:cs="Arial"/>
               </w:rPr>
               <w:br/>
-            </w:r>
-            <w:proofErr w:type="spellStart"/>
-            <w:r>
-              <w:rPr>
-                <w:rFonts w:ascii="Arial" w:hAnsi="Arial" w:cs="Arial"/>
-              </w:rPr>
               <w:t>1C60</w:t>
             </w:r>
-            <w:proofErr w:type="spellEnd"/>
           </w:p>
         </w:tc>
         <w:tc>
@@ -4849,15 +4681,8 @@
                 <w:rFonts w:ascii="Arial" w:hAnsi="Arial" w:cs="Arial"/>
               </w:rPr>
               <w:br/>
-            </w:r>
-            <w:proofErr w:type="spellStart"/>
-            <w:r>
-              <w:rPr>
-                <w:rFonts w:ascii="Arial" w:hAnsi="Arial" w:cs="Arial"/>
-              </w:rPr>
               <w:t>1C70</w:t>
             </w:r>
-            <w:proofErr w:type="spellEnd"/>
           </w:p>
         </w:tc>
         <w:tc>
@@ -5257,15 +5082,8 @@
                 <w:rFonts w:ascii="Arial" w:hAnsi="Arial" w:cs="Arial"/>
               </w:rPr>
               <w:br/>
-            </w:r>
-            <w:proofErr w:type="spellStart"/>
-            <w:r>
-              <w:rPr>
-                <w:rFonts w:ascii="Arial" w:hAnsi="Arial" w:cs="Arial"/>
-              </w:rPr>
               <w:t>1C61</w:t>
             </w:r>
-            <w:proofErr w:type="spellEnd"/>
           </w:p>
         </w:tc>
         <w:tc>
@@ -5300,15 +5118,8 @@
                 <w:rFonts w:ascii="Arial" w:hAnsi="Arial" w:cs="Arial"/>
               </w:rPr>
               <w:br/>
-            </w:r>
-            <w:proofErr w:type="spellStart"/>
-            <w:r>
-              <w:rPr>
-                <w:rFonts w:ascii="Arial" w:hAnsi="Arial" w:cs="Arial"/>
-              </w:rPr>
               <w:t>1C71</w:t>
             </w:r>
-            <w:proofErr w:type="spellEnd"/>
           </w:p>
         </w:tc>
         <w:tc>
@@ -5708,15 +5519,8 @@
                 <w:rFonts w:ascii="Arial" w:hAnsi="Arial" w:cs="Arial"/>
               </w:rPr>
               <w:br/>
-            </w:r>
-            <w:proofErr w:type="spellStart"/>
-            <w:r>
-              <w:rPr>
-                <w:rFonts w:ascii="Arial" w:hAnsi="Arial" w:cs="Arial"/>
-              </w:rPr>
               <w:t>1C62</w:t>
             </w:r>
-            <w:proofErr w:type="spellEnd"/>
           </w:p>
         </w:tc>
         <w:tc>
@@ -5751,15 +5555,8 @@
                 <w:rFonts w:ascii="Arial" w:hAnsi="Arial" w:cs="Arial"/>
               </w:rPr>
               <w:br/>
-            </w:r>
-            <w:proofErr w:type="spellStart"/>
-            <w:r>
-              <w:rPr>
-                <w:rFonts w:ascii="Arial" w:hAnsi="Arial" w:cs="Arial"/>
-              </w:rPr>
               <w:t>1C72</w:t>
             </w:r>
-            <w:proofErr w:type="spellEnd"/>
           </w:p>
         </w:tc>
         <w:tc>
@@ -6159,15 +5956,8 @@
                 <w:rFonts w:ascii="Arial" w:hAnsi="Arial" w:cs="Arial"/>
               </w:rPr>
               <w:br/>
-            </w:r>
-            <w:proofErr w:type="spellStart"/>
-            <w:r>
-              <w:rPr>
-                <w:rFonts w:ascii="Arial" w:hAnsi="Arial" w:cs="Arial"/>
-              </w:rPr>
               <w:t>1C63</w:t>
             </w:r>
-            <w:proofErr w:type="spellEnd"/>
           </w:p>
         </w:tc>
         <w:tc>
@@ -6203,15 +5993,8 @@
                 <w:rFonts w:ascii="Arial" w:hAnsi="Arial" w:cs="Arial"/>
               </w:rPr>
               <w:br/>
-            </w:r>
-            <w:proofErr w:type="spellStart"/>
-            <w:r>
-              <w:rPr>
-                <w:rFonts w:ascii="Arial" w:hAnsi="Arial" w:cs="Arial"/>
-              </w:rPr>
               <w:t>1C73</w:t>
             </w:r>
-            <w:proofErr w:type="spellEnd"/>
           </w:p>
         </w:tc>
         <w:tc>
@@ -6236,14 +6019,12 @@
                 <w:lang w:val="fr-FR"/>
               </w:rPr>
             </w:pPr>
-            <w:proofErr w:type="spellStart"/>
             <w:r>
               <w:rPr>
                 <w:rFonts w:ascii="Arial" w:hAnsi="Arial" w:cs="Arial"/>
               </w:rPr>
               <w:t>i</w:t>
             </w:r>
-            <w:proofErr w:type="spellEnd"/>
             <w:r>
               <w:rPr>
                 <w:rFonts w:ascii="Arial" w:hAnsi="Arial" w:cs="Arial"/>
@@ -6486,15 +6267,8 @@
                 <w:rFonts w:ascii="Arial" w:hAnsi="Arial" w:cs="Arial"/>
               </w:rPr>
               <w:br/>
-            </w:r>
-            <w:proofErr w:type="spellStart"/>
-            <w:r>
-              <w:rPr>
-                <w:rFonts w:ascii="Arial" w:hAnsi="Arial" w:cs="Arial"/>
-              </w:rPr>
               <w:t>000A</w:t>
             </w:r>
-            <w:proofErr w:type="spellEnd"/>
           </w:p>
         </w:tc>
         <w:tc>
@@ -6559,15 +6333,8 @@
                 <w:rFonts w:ascii="Arial" w:hAnsi="Arial" w:cs="Arial"/>
               </w:rPr>
               <w:br/>
-            </w:r>
-            <w:proofErr w:type="spellStart"/>
-            <w:r>
-              <w:rPr>
-                <w:rFonts w:ascii="Arial" w:hAnsi="Arial" w:cs="Arial"/>
-              </w:rPr>
               <w:t>002A</w:t>
             </w:r>
-            <w:proofErr w:type="spellEnd"/>
           </w:p>
         </w:tc>
         <w:tc>
@@ -6602,15 +6369,8 @@
                 <w:rFonts w:ascii="Arial" w:hAnsi="Arial" w:cs="Arial"/>
               </w:rPr>
               <w:br/>
-            </w:r>
-            <w:proofErr w:type="spellStart"/>
-            <w:r>
-              <w:rPr>
-                <w:rFonts w:ascii="Arial" w:hAnsi="Arial" w:cs="Arial"/>
-              </w:rPr>
               <w:t>003A</w:t>
             </w:r>
-            <w:proofErr w:type="spellEnd"/>
           </w:p>
         </w:tc>
         <w:tc>
@@ -6645,15 +6405,8 @@
                 <w:rFonts w:ascii="Arial" w:hAnsi="Arial" w:cs="Arial"/>
               </w:rPr>
               <w:br/>
-            </w:r>
-            <w:proofErr w:type="spellStart"/>
-            <w:r>
-              <w:rPr>
-                <w:rFonts w:ascii="Arial" w:hAnsi="Arial" w:cs="Arial"/>
-              </w:rPr>
               <w:t>1C64</w:t>
             </w:r>
-            <w:proofErr w:type="spellEnd"/>
           </w:p>
         </w:tc>
         <w:tc>
@@ -6688,15 +6441,8 @@
                 <w:rFonts w:ascii="Arial" w:hAnsi="Arial" w:cs="Arial"/>
               </w:rPr>
               <w:br/>
-            </w:r>
-            <w:proofErr w:type="spellStart"/>
-            <w:r>
-              <w:rPr>
-                <w:rFonts w:ascii="Arial" w:hAnsi="Arial" w:cs="Arial"/>
-              </w:rPr>
               <w:t>1C74</w:t>
             </w:r>
-            <w:proofErr w:type="spellEnd"/>
           </w:p>
         </w:tc>
         <w:tc>
@@ -6732,15 +6478,8 @@
                 <w:rFonts w:ascii="Arial" w:hAnsi="Arial" w:cs="Arial"/>
               </w:rPr>
               <w:br/>
-            </w:r>
-            <w:proofErr w:type="spellStart"/>
-            <w:r>
-              <w:rPr>
-                <w:rFonts w:ascii="Arial" w:hAnsi="Arial" w:cs="Arial"/>
-              </w:rPr>
               <w:t>006A</w:t>
             </w:r>
-            <w:proofErr w:type="spellEnd"/>
           </w:p>
         </w:tc>
         <w:tc>
@@ -6776,15 +6515,8 @@
                 <w:rFonts w:ascii="Arial" w:hAnsi="Arial" w:cs="Arial"/>
               </w:rPr>
               <w:br/>
-            </w:r>
-            <w:proofErr w:type="spellStart"/>
-            <w:r>
-              <w:rPr>
-                <w:rFonts w:ascii="Arial" w:hAnsi="Arial" w:cs="Arial"/>
-              </w:rPr>
               <w:t>007A</w:t>
             </w:r>
-            <w:proofErr w:type="spellEnd"/>
           </w:p>
         </w:tc>
         <w:bookmarkStart w:id="30" w:name="_MCCTEMPBM_CRPT01490033___7"/>
@@ -7011,7 +6743,6 @@
                 <w:sz w:val="24"/>
               </w:rPr>
             </w:pPr>
-            <w:proofErr w:type="spellStart"/>
             <w:r>
               <w:rPr>
                 <w:rFonts w:ascii="Arial" w:hAnsi="Arial" w:cs="Arial"/>
@@ -7020,7 +6751,6 @@
               </w:rPr>
               <w:t>SS2</w:t>
             </w:r>
-            <w:proofErr w:type="spellEnd"/>
             <w:r>
               <w:rPr>
                 <w:rFonts w:ascii="Arial" w:hAnsi="Arial" w:cs="Arial"/>
@@ -7062,15 +6792,8 @@
                 <w:rFonts w:ascii="Arial" w:hAnsi="Arial" w:cs="Arial"/>
               </w:rPr>
               <w:br/>
-            </w:r>
-            <w:proofErr w:type="spellStart"/>
-            <w:r>
-              <w:rPr>
-                <w:rFonts w:ascii="Arial" w:hAnsi="Arial" w:cs="Arial"/>
-              </w:rPr>
               <w:t>002B</w:t>
             </w:r>
-            <w:proofErr w:type="spellEnd"/>
           </w:p>
         </w:tc>
         <w:tc>
@@ -7105,15 +6828,8 @@
                 <w:rFonts w:ascii="Arial" w:hAnsi="Arial" w:cs="Arial"/>
               </w:rPr>
               <w:br/>
-            </w:r>
-            <w:proofErr w:type="spellStart"/>
-            <w:r>
-              <w:rPr>
-                <w:rFonts w:ascii="Arial" w:hAnsi="Arial" w:cs="Arial"/>
-              </w:rPr>
               <w:t>003B</w:t>
             </w:r>
-            <w:proofErr w:type="spellEnd"/>
           </w:p>
         </w:tc>
         <w:tc>
@@ -7148,15 +6864,8 @@
                 <w:rFonts w:ascii="Arial" w:hAnsi="Arial" w:cs="Arial"/>
               </w:rPr>
               <w:br/>
-            </w:r>
-            <w:proofErr w:type="spellStart"/>
-            <w:r>
-              <w:rPr>
-                <w:rFonts w:ascii="Arial" w:hAnsi="Arial" w:cs="Arial"/>
-              </w:rPr>
               <w:t>1C65</w:t>
             </w:r>
-            <w:proofErr w:type="spellEnd"/>
           </w:p>
         </w:tc>
         <w:tc>
@@ -7191,15 +6900,8 @@
                 <w:rFonts w:ascii="Arial" w:hAnsi="Arial" w:cs="Arial"/>
               </w:rPr>
               <w:br/>
-            </w:r>
-            <w:proofErr w:type="spellStart"/>
-            <w:r>
-              <w:rPr>
-                <w:rFonts w:ascii="Arial" w:hAnsi="Arial" w:cs="Arial"/>
-              </w:rPr>
               <w:t>1C75</w:t>
             </w:r>
-            <w:proofErr w:type="spellEnd"/>
           </w:p>
         </w:tc>
         <w:tc>
@@ -7234,27 +6936,20 @@
                 <w:rFonts w:ascii="Arial" w:hAnsi="Arial" w:cs="Arial"/>
               </w:rPr>
               <w:br/>
-            </w:r>
-            <w:proofErr w:type="spellStart"/>
-            <w:r>
-              <w:rPr>
-                <w:rFonts w:ascii="Arial" w:hAnsi="Arial" w:cs="Arial"/>
-              </w:rPr>
               <w:t>006B</w:t>
             </w:r>
-            <w:proofErr w:type="spellEnd"/>
-          </w:p>
-        </w:tc>
-        <w:tc>
-          <w:tcPr>
-            <w:tcW w:w="0" w:type="auto"/>
-            <w:tcBorders>
-              <w:top w:val="single" w:sz="12" w:space="0" w:color="000000"/>
-              <w:left w:val="single" w:sz="12" w:space="0" w:color="000000"/>
-              <w:bottom w:val="single" w:sz="12" w:space="0" w:color="000000"/>
-              <w:right w:val="single" w:sz="12" w:space="0" w:color="000000"/>
-            </w:tcBorders>
-            <w:shd w:val="clear" w:color="auto" w:fill="FFFACD"/>
+          </w:p>
+        </w:tc>
+        <w:tc>
+          <w:tcPr>
+            <w:tcW w:w="0" w:type="auto"/>
+            <w:tcBorders>
+              <w:top w:val="single" w:sz="12" w:space="0" w:color="000000"/>
+              <w:left w:val="single" w:sz="12" w:space="0" w:color="000000"/>
+              <w:bottom w:val="single" w:sz="12" w:space="0" w:color="000000"/>
+              <w:right w:val="single" w:sz="12" w:space="0" w:color="000000"/>
+            </w:tcBorders>
+            <w:shd w:val="clear" w:color="auto" w:fill="DDA0DD"/>
             <w:vAlign w:val="center"/>
           </w:tcPr>
           <w:p>
@@ -7269,24 +6964,10 @@
             </w:pPr>
             <w:r>
               <w:rPr>
-                <w:rFonts w:ascii="Nirmala UI" w:hAnsi="Nirmala UI" w:cs="Nirmala UI"/>
-              </w:rPr>
-              <w:t>ᱸ</w:t>
-            </w:r>
-            <w:r>
-              <w:rPr>
-                <w:rFonts w:ascii="Arial" w:hAnsi="Arial" w:cs="Arial"/>
-              </w:rPr>
-              <w:br/>
-            </w:r>
-            <w:proofErr w:type="spellStart"/>
-            <w:r>
-              <w:rPr>
-                <w:rFonts w:ascii="Arial" w:hAnsi="Arial" w:cs="Arial"/>
-              </w:rPr>
-              <w:t>1C78</w:t>
-            </w:r>
-            <w:proofErr w:type="spellEnd"/>
+                <w:rFonts w:ascii="Arial" w:hAnsi="Arial" w:cs="Arial"/>
+              </w:rPr>
+              <w:t> </w:t>
+            </w:r>
           </w:p>
         </w:tc>
         <w:bookmarkStart w:id="32" w:name="_MCCTEMPBM_CRPT01490035___7"/>
@@ -7489,7 +7170,7 @@
               <w:bottom w:val="single" w:sz="12" w:space="0" w:color="000000"/>
               <w:right w:val="single" w:sz="12" w:space="0" w:color="000000"/>
             </w:tcBorders>
-            <w:shd w:val="clear" w:color="auto" w:fill="DDA0DD"/>
+            <w:shd w:val="clear" w:color="auto" w:fill="FFFACD"/>
             <w:vAlign w:val="center"/>
           </w:tcPr>
           <w:p>
@@ -7504,9 +7185,16 @@
             </w:pPr>
             <w:r>
               <w:rPr>
-                <w:rFonts w:ascii="Arial" w:hAnsi="Arial" w:cs="Arial"/>
-              </w:rPr>
-              <w:t> </w:t>
+                <w:rFonts w:ascii="Nirmala UI" w:hAnsi="Nirmala UI" w:cs="Nirmala UI"/>
+              </w:rPr>
+              <w:t>ᱸ</w:t>
+            </w:r>
+            <w:r>
+              <w:rPr>
+                <w:rFonts w:ascii="Arial" w:hAnsi="Arial" w:cs="Arial"/>
+              </w:rPr>
+              <w:br/>
+              <w:t>1C78</w:t>
             </w:r>
           </w:p>
         </w:tc>
@@ -7542,15 +7230,8 @@
                 <w:rFonts w:ascii="Arial" w:hAnsi="Arial" w:cs="Arial"/>
               </w:rPr>
               <w:br/>
-            </w:r>
-            <w:proofErr w:type="spellStart"/>
-            <w:r>
-              <w:rPr>
-                <w:rFonts w:ascii="Arial" w:hAnsi="Arial" w:cs="Arial"/>
-              </w:rPr>
               <w:t>002C</w:t>
             </w:r>
-            <w:proofErr w:type="spellEnd"/>
           </w:p>
         </w:tc>
         <w:tc>
@@ -7585,15 +7266,8 @@
                 <w:rFonts w:ascii="Arial" w:hAnsi="Arial" w:cs="Arial"/>
               </w:rPr>
               <w:br/>
-            </w:r>
-            <w:proofErr w:type="spellStart"/>
-            <w:r>
-              <w:rPr>
-                <w:rFonts w:ascii="Arial" w:hAnsi="Arial" w:cs="Arial"/>
-              </w:rPr>
               <w:t>003C</w:t>
             </w:r>
-            <w:proofErr w:type="spellEnd"/>
           </w:p>
         </w:tc>
         <w:tc>
@@ -7628,15 +7302,8 @@
                 <w:rFonts w:ascii="Arial" w:hAnsi="Arial" w:cs="Arial"/>
               </w:rPr>
               <w:br/>
-            </w:r>
-            <w:proofErr w:type="spellStart"/>
-            <w:r>
-              <w:rPr>
-                <w:rFonts w:ascii="Arial" w:hAnsi="Arial" w:cs="Arial"/>
-              </w:rPr>
               <w:t>1C66</w:t>
             </w:r>
-            <w:proofErr w:type="spellEnd"/>
           </w:p>
         </w:tc>
         <w:tc>
@@ -7671,15 +7338,8 @@
                 <w:rFonts w:ascii="Arial" w:hAnsi="Arial" w:cs="Arial"/>
               </w:rPr>
               <w:br/>
-            </w:r>
-            <w:proofErr w:type="spellStart"/>
-            <w:r>
-              <w:rPr>
-                <w:rFonts w:ascii="Arial" w:hAnsi="Arial" w:cs="Arial"/>
-              </w:rPr>
               <w:t>1C76</w:t>
             </w:r>
-            <w:proofErr w:type="spellEnd"/>
           </w:p>
         </w:tc>
         <w:tc>
@@ -7714,27 +7374,20 @@
                 <w:rFonts w:ascii="Arial" w:hAnsi="Arial" w:cs="Arial"/>
               </w:rPr>
               <w:br/>
-            </w:r>
-            <w:proofErr w:type="spellStart"/>
-            <w:r>
-              <w:rPr>
-                <w:rFonts w:ascii="Arial" w:hAnsi="Arial" w:cs="Arial"/>
-              </w:rPr>
               <w:t>006C</w:t>
             </w:r>
-            <w:proofErr w:type="spellEnd"/>
-          </w:p>
-        </w:tc>
-        <w:tc>
-          <w:tcPr>
-            <w:tcW w:w="0" w:type="auto"/>
-            <w:tcBorders>
-              <w:top w:val="single" w:sz="12" w:space="0" w:color="000000"/>
-              <w:left w:val="single" w:sz="12" w:space="0" w:color="000000"/>
-              <w:bottom w:val="single" w:sz="12" w:space="0" w:color="000000"/>
-              <w:right w:val="single" w:sz="12" w:space="0" w:color="000000"/>
-            </w:tcBorders>
-            <w:shd w:val="clear" w:color="auto" w:fill="FFFACD"/>
+          </w:p>
+        </w:tc>
+        <w:tc>
+          <w:tcPr>
+            <w:tcW w:w="0" w:type="auto"/>
+            <w:tcBorders>
+              <w:top w:val="single" w:sz="12" w:space="0" w:color="000000"/>
+              <w:left w:val="single" w:sz="12" w:space="0" w:color="000000"/>
+              <w:bottom w:val="single" w:sz="12" w:space="0" w:color="000000"/>
+              <w:right w:val="single" w:sz="12" w:space="0" w:color="000000"/>
+            </w:tcBorders>
+            <w:shd w:val="clear" w:color="auto" w:fill="DDA0DD"/>
             <w:vAlign w:val="center"/>
           </w:tcPr>
           <w:p>
@@ -7749,24 +7402,10 @@
             </w:pPr>
             <w:r>
               <w:rPr>
-                <w:rFonts w:ascii="Nirmala UI" w:hAnsi="Nirmala UI" w:cs="Nirmala UI"/>
-              </w:rPr>
-              <w:t>ᱹ</w:t>
-            </w:r>
-            <w:r>
-              <w:rPr>
-                <w:rFonts w:ascii="Arial" w:hAnsi="Arial" w:cs="Arial"/>
-              </w:rPr>
-              <w:br/>
-            </w:r>
-            <w:proofErr w:type="spellStart"/>
-            <w:r>
-              <w:rPr>
-                <w:rFonts w:ascii="Arial" w:hAnsi="Arial" w:cs="Arial"/>
-              </w:rPr>
-              <w:t>1C79</w:t>
-            </w:r>
-            <w:proofErr w:type="spellEnd"/>
+                <w:rFonts w:ascii="Arial" w:hAnsi="Arial" w:cs="Arial"/>
+              </w:rPr>
+              <w:t> </w:t>
+            </w:r>
           </w:p>
         </w:tc>
         <w:bookmarkStart w:id="34" w:name="_MCCTEMPBM_CRPT01490037___7"/>
@@ -7965,27 +7604,20 @@
                 <w:rFonts w:ascii="Arial" w:hAnsi="Arial" w:cs="Arial"/>
               </w:rPr>
               <w:br/>
-            </w:r>
-            <w:proofErr w:type="spellStart"/>
-            <w:r>
-              <w:rPr>
-                <w:rFonts w:ascii="Arial" w:hAnsi="Arial" w:cs="Arial"/>
-              </w:rPr>
               <w:t>000D</w:t>
             </w:r>
-            <w:proofErr w:type="spellEnd"/>
-          </w:p>
-        </w:tc>
-        <w:tc>
-          <w:tcPr>
-            <w:tcW w:w="0" w:type="auto"/>
-            <w:tcBorders>
-              <w:top w:val="single" w:sz="12" w:space="0" w:color="000000"/>
-              <w:left w:val="single" w:sz="12" w:space="0" w:color="000000"/>
-              <w:bottom w:val="single" w:sz="12" w:space="0" w:color="000000"/>
-              <w:right w:val="single" w:sz="12" w:space="0" w:color="000000"/>
-            </w:tcBorders>
-            <w:shd w:val="clear" w:color="auto" w:fill="DDA0DD"/>
+          </w:p>
+        </w:tc>
+        <w:tc>
+          <w:tcPr>
+            <w:tcW w:w="0" w:type="auto"/>
+            <w:tcBorders>
+              <w:top w:val="single" w:sz="12" w:space="0" w:color="000000"/>
+              <w:left w:val="single" w:sz="12" w:space="0" w:color="000000"/>
+              <w:bottom w:val="single" w:sz="12" w:space="0" w:color="000000"/>
+              <w:right w:val="single" w:sz="12" w:space="0" w:color="000000"/>
+            </w:tcBorders>
+            <w:shd w:val="clear" w:color="auto" w:fill="FFFACD"/>
             <w:vAlign w:val="center"/>
           </w:tcPr>
           <w:p>
@@ -8000,9 +7632,16 @@
             </w:pPr>
             <w:r>
               <w:rPr>
-                <w:rFonts w:ascii="Arial" w:hAnsi="Arial" w:cs="Arial"/>
-              </w:rPr>
-              <w:t> </w:t>
+                <w:rFonts w:ascii="Nirmala UI" w:hAnsi="Nirmala UI" w:cs="Nirmala UI"/>
+              </w:rPr>
+              <w:t>ᱹ</w:t>
+            </w:r>
+            <w:r>
+              <w:rPr>
+                <w:rFonts w:ascii="Arial" w:hAnsi="Arial" w:cs="Arial"/>
+              </w:rPr>
+              <w:br/>
+              <w:t>1C79</w:t>
             </w:r>
           </w:p>
         </w:tc>
@@ -8038,15 +7677,8 @@
                 <w:rFonts w:ascii="Arial" w:hAnsi="Arial" w:cs="Arial"/>
               </w:rPr>
               <w:br/>
-            </w:r>
-            <w:proofErr w:type="spellStart"/>
-            <w:r>
-              <w:rPr>
-                <w:rFonts w:ascii="Arial" w:hAnsi="Arial" w:cs="Arial"/>
-              </w:rPr>
               <w:t>002D</w:t>
             </w:r>
-            <w:proofErr w:type="spellEnd"/>
           </w:p>
         </w:tc>
         <w:tc>
@@ -8081,15 +7713,8 @@
                 <w:rFonts w:ascii="Arial" w:hAnsi="Arial" w:cs="Arial"/>
               </w:rPr>
               <w:br/>
-            </w:r>
-            <w:proofErr w:type="spellStart"/>
-            <w:r>
-              <w:rPr>
-                <w:rFonts w:ascii="Arial" w:hAnsi="Arial" w:cs="Arial"/>
-              </w:rPr>
               <w:t>003D</w:t>
             </w:r>
-            <w:proofErr w:type="spellEnd"/>
           </w:p>
         </w:tc>
         <w:tc>
@@ -8124,15 +7749,8 @@
                 <w:rFonts w:ascii="Arial" w:hAnsi="Arial" w:cs="Arial"/>
               </w:rPr>
               <w:br/>
-            </w:r>
-            <w:proofErr w:type="spellStart"/>
-            <w:r>
-              <w:rPr>
-                <w:rFonts w:ascii="Arial" w:hAnsi="Arial" w:cs="Arial"/>
-              </w:rPr>
               <w:t>1C67</w:t>
             </w:r>
-            <w:proofErr w:type="spellEnd"/>
           </w:p>
         </w:tc>
         <w:tc>
@@ -8167,15 +7785,8 @@
                 <w:rFonts w:ascii="Arial" w:hAnsi="Arial" w:cs="Arial"/>
               </w:rPr>
               <w:br/>
-            </w:r>
-            <w:proofErr w:type="spellStart"/>
-            <w:r>
-              <w:rPr>
-                <w:rFonts w:ascii="Arial" w:hAnsi="Arial" w:cs="Arial"/>
-              </w:rPr>
               <w:t>1C77</w:t>
             </w:r>
-            <w:proofErr w:type="spellEnd"/>
           </w:p>
         </w:tc>
         <w:tc>
@@ -8210,27 +7821,20 @@
                 <w:rFonts w:ascii="Arial" w:hAnsi="Arial" w:cs="Arial"/>
               </w:rPr>
               <w:br/>
-            </w:r>
-            <w:proofErr w:type="spellStart"/>
-            <w:r>
-              <w:rPr>
-                <w:rFonts w:ascii="Arial" w:hAnsi="Arial" w:cs="Arial"/>
-              </w:rPr>
               <w:t>006D</w:t>
             </w:r>
-            <w:proofErr w:type="spellEnd"/>
-          </w:p>
-        </w:tc>
-        <w:tc>
-          <w:tcPr>
-            <w:tcW w:w="0" w:type="auto"/>
-            <w:tcBorders>
-              <w:top w:val="single" w:sz="12" w:space="0" w:color="000000"/>
-              <w:left w:val="single" w:sz="12" w:space="0" w:color="000000"/>
-              <w:bottom w:val="single" w:sz="12" w:space="0" w:color="000000"/>
-              <w:right w:val="single" w:sz="12" w:space="0" w:color="000000"/>
-            </w:tcBorders>
-            <w:shd w:val="clear" w:color="auto" w:fill="FFFACD"/>
+          </w:p>
+        </w:tc>
+        <w:tc>
+          <w:tcPr>
+            <w:tcW w:w="0" w:type="auto"/>
+            <w:tcBorders>
+              <w:top w:val="single" w:sz="12" w:space="0" w:color="000000"/>
+              <w:left w:val="single" w:sz="12" w:space="0" w:color="000000"/>
+              <w:bottom w:val="single" w:sz="12" w:space="0" w:color="000000"/>
+              <w:right w:val="single" w:sz="12" w:space="0" w:color="000000"/>
+            </w:tcBorders>
+            <w:shd w:val="clear" w:color="auto" w:fill="DDA0DD"/>
             <w:vAlign w:val="center"/>
           </w:tcPr>
           <w:p>
@@ -8245,24 +7849,10 @@
             </w:pPr>
             <w:r>
               <w:rPr>
-                <w:rFonts w:ascii="Nirmala UI" w:hAnsi="Nirmala UI" w:cs="Nirmala UI"/>
-              </w:rPr>
-              <w:t>ᱺ</w:t>
-            </w:r>
-            <w:r>
-              <w:rPr>
-                <w:rFonts w:ascii="Arial" w:hAnsi="Arial" w:cs="Arial"/>
-              </w:rPr>
-              <w:br/>
-            </w:r>
-            <w:proofErr w:type="spellStart"/>
-            <w:r>
-              <w:rPr>
-                <w:rFonts w:ascii="Arial" w:hAnsi="Arial" w:cs="Arial"/>
-              </w:rPr>
-              <w:t>1C7A</w:t>
-            </w:r>
-            <w:proofErr w:type="spellEnd"/>
+                <w:rFonts w:ascii="Arial" w:hAnsi="Arial" w:cs="Arial"/>
+              </w:rPr>
+              <w:t> </w:t>
+            </w:r>
           </w:p>
         </w:tc>
         <w:bookmarkStart w:id="36" w:name="_MCCTEMPBM_CRPT01490039___7"/>
@@ -8435,7 +8025,7 @@
               <w:bottom w:val="single" w:sz="12" w:space="0" w:color="000000"/>
               <w:right w:val="single" w:sz="12" w:space="0" w:color="000000"/>
             </w:tcBorders>
-            <w:shd w:val="clear" w:color="auto" w:fill="DDA0DD"/>
+            <w:shd w:val="clear" w:color="auto" w:fill="FFFACD"/>
             <w:vAlign w:val="center"/>
           </w:tcPr>
           <w:p>
@@ -8450,22 +8040,29 @@
             </w:pPr>
             <w:r>
               <w:rPr>
-                <w:rFonts w:ascii="Arial" w:hAnsi="Arial" w:cs="Arial"/>
-              </w:rPr>
-              <w:t> </w:t>
-            </w:r>
-          </w:p>
-        </w:tc>
-        <w:tc>
-          <w:tcPr>
-            <w:tcW w:w="0" w:type="auto"/>
-            <w:tcBorders>
-              <w:top w:val="single" w:sz="12" w:space="0" w:color="000000"/>
-              <w:left w:val="single" w:sz="12" w:space="0" w:color="000000"/>
-              <w:bottom w:val="single" w:sz="12" w:space="0" w:color="000000"/>
-              <w:right w:val="single" w:sz="12" w:space="0" w:color="000000"/>
-            </w:tcBorders>
-            <w:shd w:val="clear" w:color="auto" w:fill="DDA0DD"/>
+                <w:rFonts w:ascii="Nirmala UI" w:hAnsi="Nirmala UI" w:cs="Nirmala UI"/>
+              </w:rPr>
+              <w:t>ᱼ</w:t>
+            </w:r>
+            <w:r>
+              <w:rPr>
+                <w:rFonts w:ascii="Arial" w:hAnsi="Arial" w:cs="Arial"/>
+              </w:rPr>
+              <w:br/>
+              <w:t>1C7C</w:t>
+            </w:r>
+          </w:p>
+        </w:tc>
+        <w:tc>
+          <w:tcPr>
+            <w:tcW w:w="0" w:type="auto"/>
+            <w:tcBorders>
+              <w:top w:val="single" w:sz="12" w:space="0" w:color="000000"/>
+              <w:left w:val="single" w:sz="12" w:space="0" w:color="000000"/>
+              <w:bottom w:val="single" w:sz="12" w:space="0" w:color="000000"/>
+              <w:right w:val="single" w:sz="12" w:space="0" w:color="000000"/>
+            </w:tcBorders>
+            <w:shd w:val="clear" w:color="auto" w:fill="FFFACD"/>
             <w:vAlign w:val="center"/>
           </w:tcPr>
           <w:p>
@@ -8480,9 +8077,16 @@
             </w:pPr>
             <w:r>
               <w:rPr>
-                <w:rFonts w:ascii="Arial" w:hAnsi="Arial" w:cs="Arial"/>
-              </w:rPr>
-              <w:t> </w:t>
+                <w:rFonts w:ascii="Nirmala UI" w:hAnsi="Nirmala UI" w:cs="Nirmala UI"/>
+              </w:rPr>
+              <w:t>ᱺ</w:t>
+            </w:r>
+            <w:r>
+              <w:rPr>
+                <w:rFonts w:ascii="Arial" w:hAnsi="Arial" w:cs="Arial"/>
+              </w:rPr>
+              <w:br/>
+              <w:t>1C7A</w:t>
             </w:r>
           </w:p>
         </w:tc>
@@ -8518,15 +8122,8 @@
                 <w:rFonts w:ascii="Arial" w:hAnsi="Arial" w:cs="Arial"/>
               </w:rPr>
               <w:br/>
-            </w:r>
-            <w:proofErr w:type="spellStart"/>
-            <w:r>
-              <w:rPr>
-                <w:rFonts w:ascii="Arial" w:hAnsi="Arial" w:cs="Arial"/>
-              </w:rPr>
               <w:t>002E</w:t>
             </w:r>
-            <w:proofErr w:type="spellEnd"/>
           </w:p>
         </w:tc>
         <w:tc>
@@ -8561,15 +8158,8 @@
                 <w:rFonts w:ascii="Arial" w:hAnsi="Arial" w:cs="Arial"/>
               </w:rPr>
               <w:br/>
-            </w:r>
-            <w:proofErr w:type="spellStart"/>
-            <w:r>
-              <w:rPr>
-                <w:rFonts w:ascii="Arial" w:hAnsi="Arial" w:cs="Arial"/>
-              </w:rPr>
               <w:t>003E</w:t>
             </w:r>
-            <w:proofErr w:type="spellEnd"/>
           </w:p>
         </w:tc>
         <w:tc>
@@ -8604,15 +8194,8 @@
                 <w:rFonts w:ascii="Arial" w:hAnsi="Arial" w:cs="Arial"/>
               </w:rPr>
               <w:br/>
-            </w:r>
-            <w:proofErr w:type="spellStart"/>
-            <w:r>
-              <w:rPr>
-                <w:rFonts w:ascii="Arial" w:hAnsi="Arial" w:cs="Arial"/>
-              </w:rPr>
               <w:t>1C68</w:t>
             </w:r>
-            <w:proofErr w:type="spellEnd"/>
           </w:p>
         </w:tc>
         <w:tc>
@@ -8677,27 +8260,20 @@
                 <w:rFonts w:ascii="Arial" w:hAnsi="Arial" w:cs="Arial"/>
               </w:rPr>
               <w:br/>
-            </w:r>
-            <w:proofErr w:type="spellStart"/>
-            <w:r>
-              <w:rPr>
-                <w:rFonts w:ascii="Arial" w:hAnsi="Arial" w:cs="Arial"/>
-              </w:rPr>
               <w:t>006E</w:t>
             </w:r>
-            <w:proofErr w:type="spellEnd"/>
-          </w:p>
-        </w:tc>
-        <w:tc>
-          <w:tcPr>
-            <w:tcW w:w="0" w:type="auto"/>
-            <w:tcBorders>
-              <w:top w:val="single" w:sz="12" w:space="0" w:color="000000"/>
-              <w:left w:val="single" w:sz="12" w:space="0" w:color="000000"/>
-              <w:bottom w:val="single" w:sz="12" w:space="0" w:color="000000"/>
-              <w:right w:val="single" w:sz="12" w:space="0" w:color="000000"/>
-            </w:tcBorders>
-            <w:shd w:val="clear" w:color="auto" w:fill="FFFACD"/>
+          </w:p>
+        </w:tc>
+        <w:tc>
+          <w:tcPr>
+            <w:tcW w:w="0" w:type="auto"/>
+            <w:tcBorders>
+              <w:top w:val="single" w:sz="12" w:space="0" w:color="000000"/>
+              <w:left w:val="single" w:sz="12" w:space="0" w:color="000000"/>
+              <w:bottom w:val="single" w:sz="12" w:space="0" w:color="000000"/>
+              <w:right w:val="single" w:sz="12" w:space="0" w:color="000000"/>
+            </w:tcBorders>
+            <w:shd w:val="clear" w:color="auto" w:fill="DDA0DD"/>
             <w:vAlign w:val="center"/>
           </w:tcPr>
           <w:p>
@@ -8712,24 +8288,10 @@
             </w:pPr>
             <w:r>
               <w:rPr>
-                <w:rFonts w:ascii="Nirmala UI" w:hAnsi="Nirmala UI" w:cs="Nirmala UI"/>
-              </w:rPr>
-              <w:t>ᱻ</w:t>
-            </w:r>
-            <w:r>
-              <w:rPr>
-                <w:rFonts w:ascii="Arial" w:hAnsi="Arial" w:cs="Arial"/>
-              </w:rPr>
-              <w:br/>
-            </w:r>
-            <w:proofErr w:type="spellStart"/>
-            <w:r>
-              <w:rPr>
-                <w:rFonts w:ascii="Arial" w:hAnsi="Arial" w:cs="Arial"/>
-              </w:rPr>
-              <w:t>1C7B</w:t>
-            </w:r>
-            <w:proofErr w:type="spellEnd"/>
+                <w:rFonts w:ascii="Arial" w:hAnsi="Arial" w:cs="Arial"/>
+              </w:rPr>
+              <w:t> </w:t>
+            </w:r>
           </w:p>
         </w:tc>
         <w:bookmarkStart w:id="38" w:name="_MCCTEMPBM_CRPT01490041___7"/>
@@ -8902,7 +8464,7 @@
               <w:bottom w:val="single" w:sz="12" w:space="0" w:color="000000"/>
               <w:right w:val="single" w:sz="12" w:space="0" w:color="000000"/>
             </w:tcBorders>
-            <w:shd w:val="clear" w:color="auto" w:fill="DDA0DD"/>
+            <w:shd w:val="clear" w:color="auto" w:fill="FFFACD"/>
             <w:vAlign w:val="center"/>
           </w:tcPr>
           <w:p>
@@ -8917,22 +8479,29 @@
             </w:pPr>
             <w:r>
               <w:rPr>
-                <w:rFonts w:ascii="Arial" w:hAnsi="Arial" w:cs="Arial"/>
-              </w:rPr>
-              <w:t> </w:t>
-            </w:r>
-          </w:p>
-        </w:tc>
-        <w:tc>
-          <w:tcPr>
-            <w:tcW w:w="0" w:type="auto"/>
-            <w:tcBorders>
-              <w:top w:val="single" w:sz="12" w:space="0" w:color="000000"/>
-              <w:left w:val="single" w:sz="12" w:space="0" w:color="000000"/>
-              <w:bottom w:val="single" w:sz="12" w:space="0" w:color="000000"/>
-              <w:right w:val="single" w:sz="12" w:space="0" w:color="000000"/>
-            </w:tcBorders>
-            <w:shd w:val="clear" w:color="auto" w:fill="DDA0DD"/>
+                <w:rFonts w:ascii="Nirmala UI" w:hAnsi="Nirmala UI" w:cs="Nirmala UI"/>
+              </w:rPr>
+              <w:t>ᱽ</w:t>
+            </w:r>
+            <w:r>
+              <w:rPr>
+                <w:rFonts w:ascii="Arial" w:hAnsi="Arial" w:cs="Arial"/>
+              </w:rPr>
+              <w:br/>
+              <w:t>1C7D</w:t>
+            </w:r>
+          </w:p>
+        </w:tc>
+        <w:tc>
+          <w:tcPr>
+            <w:tcW w:w="0" w:type="auto"/>
+            <w:tcBorders>
+              <w:top w:val="single" w:sz="12" w:space="0" w:color="000000"/>
+              <w:left w:val="single" w:sz="12" w:space="0" w:color="000000"/>
+              <w:bottom w:val="single" w:sz="12" w:space="0" w:color="000000"/>
+              <w:right w:val="single" w:sz="12" w:space="0" w:color="000000"/>
+            </w:tcBorders>
+            <w:shd w:val="clear" w:color="auto" w:fill="FFFACD"/>
             <w:vAlign w:val="center"/>
           </w:tcPr>
           <w:p>
@@ -8948,9 +8517,16 @@
             </w:pPr>
             <w:r>
               <w:rPr>
-                <w:rFonts w:ascii="Arial" w:hAnsi="Arial" w:cs="Arial"/>
-              </w:rPr>
-              <w:t> </w:t>
+                <w:rFonts w:ascii="Nirmala UI" w:hAnsi="Nirmala UI" w:cs="Nirmala UI"/>
+              </w:rPr>
+              <w:t>ᱻ</w:t>
+            </w:r>
+            <w:r>
+              <w:rPr>
+                <w:rFonts w:ascii="Arial" w:hAnsi="Arial" w:cs="Arial"/>
+              </w:rPr>
+              <w:br/>
+              <w:t>1C7B</w:t>
             </w:r>
           </w:p>
         </w:tc>
@@ -8987,15 +8563,8 @@
                 <w:rFonts w:ascii="Arial" w:hAnsi="Arial" w:cs="Arial"/>
               </w:rPr>
               <w:br/>
-            </w:r>
-            <w:proofErr w:type="spellStart"/>
-            <w:r>
-              <w:rPr>
-                <w:rFonts w:ascii="Arial" w:hAnsi="Arial" w:cs="Arial"/>
-              </w:rPr>
               <w:t>002F</w:t>
             </w:r>
-            <w:proofErr w:type="spellEnd"/>
           </w:p>
         </w:tc>
         <w:tc>
@@ -9031,15 +8600,8 @@
                 <w:rFonts w:ascii="Arial" w:hAnsi="Arial" w:cs="Arial"/>
               </w:rPr>
               <w:br/>
-            </w:r>
-            <w:proofErr w:type="spellStart"/>
-            <w:r>
-              <w:rPr>
-                <w:rFonts w:ascii="Arial" w:hAnsi="Arial" w:cs="Arial"/>
-              </w:rPr>
               <w:t>003F</w:t>
             </w:r>
-            <w:proofErr w:type="spellEnd"/>
           </w:p>
         </w:tc>
         <w:tc>
@@ -9075,27 +8637,20 @@
                 <w:rFonts w:ascii="Arial" w:hAnsi="Arial" w:cs="Arial"/>
               </w:rPr>
               <w:br/>
-            </w:r>
-            <w:proofErr w:type="spellStart"/>
-            <w:r>
-              <w:rPr>
-                <w:rFonts w:ascii="Arial" w:hAnsi="Arial" w:cs="Arial"/>
-              </w:rPr>
               <w:t>1C69</w:t>
             </w:r>
-            <w:proofErr w:type="spellEnd"/>
-          </w:p>
-        </w:tc>
-        <w:tc>
-          <w:tcPr>
-            <w:tcW w:w="0" w:type="auto"/>
-            <w:tcBorders>
-              <w:top w:val="single" w:sz="12" w:space="0" w:color="000000"/>
-              <w:left w:val="single" w:sz="12" w:space="0" w:color="000000"/>
-              <w:bottom w:val="single" w:sz="12" w:space="0" w:color="000000"/>
-              <w:right w:val="single" w:sz="12" w:space="0" w:color="000000"/>
-            </w:tcBorders>
-            <w:shd w:val="clear" w:color="auto" w:fill="FFFACD"/>
+          </w:p>
+        </w:tc>
+        <w:tc>
+          <w:tcPr>
+            <w:tcW w:w="0" w:type="auto"/>
+            <w:tcBorders>
+              <w:top w:val="single" w:sz="12" w:space="0" w:color="000000"/>
+              <w:left w:val="single" w:sz="12" w:space="0" w:color="000000"/>
+              <w:bottom w:val="single" w:sz="12" w:space="0" w:color="000000"/>
+              <w:right w:val="single" w:sz="12" w:space="0" w:color="000000"/>
+            </w:tcBorders>
+            <w:shd w:val="clear" w:color="auto" w:fill="DDA0DD"/>
             <w:vAlign w:val="center"/>
           </w:tcPr>
           <w:p>
@@ -9111,24 +8666,10 @@
             </w:pPr>
             <w:r>
               <w:rPr>
-                <w:rFonts w:ascii="Nirmala UI" w:hAnsi="Nirmala UI" w:cs="Nirmala UI"/>
-              </w:rPr>
-              <w:t>ᱽ</w:t>
-            </w:r>
-            <w:r>
-              <w:rPr>
-                <w:rFonts w:ascii="Arial" w:hAnsi="Arial" w:cs="Arial"/>
-              </w:rPr>
-              <w:br/>
-            </w:r>
-            <w:proofErr w:type="spellStart"/>
-            <w:r>
-              <w:rPr>
-                <w:rFonts w:ascii="Arial" w:hAnsi="Arial" w:cs="Arial"/>
-              </w:rPr>
-              <w:t>1C7D</w:t>
-            </w:r>
-            <w:proofErr w:type="spellEnd"/>
+                <w:rFonts w:ascii="Arial" w:hAnsi="Arial" w:cs="Arial"/>
+              </w:rPr>
+              <w:t> </w:t>
+            </w:r>
           </w:p>
         </w:tc>
         <w:tc>
@@ -9164,27 +8705,20 @@
                 <w:rFonts w:ascii="Arial" w:hAnsi="Arial" w:cs="Arial"/>
               </w:rPr>
               <w:br/>
-            </w:r>
-            <w:proofErr w:type="spellStart"/>
-            <w:r>
-              <w:rPr>
-                <w:rFonts w:ascii="Arial" w:hAnsi="Arial" w:cs="Arial"/>
-              </w:rPr>
               <w:t>006F</w:t>
             </w:r>
-            <w:proofErr w:type="spellEnd"/>
-          </w:p>
-        </w:tc>
-        <w:tc>
-          <w:tcPr>
-            <w:tcW w:w="0" w:type="auto"/>
-            <w:tcBorders>
-              <w:top w:val="single" w:sz="12" w:space="0" w:color="000000"/>
-              <w:left w:val="single" w:sz="12" w:space="0" w:color="000000"/>
-              <w:bottom w:val="single" w:sz="12" w:space="0" w:color="000000"/>
-              <w:right w:val="single" w:sz="12" w:space="0" w:color="000000"/>
-            </w:tcBorders>
-            <w:shd w:val="clear" w:color="auto" w:fill="FFFACD"/>
+          </w:p>
+        </w:tc>
+        <w:tc>
+          <w:tcPr>
+            <w:tcW w:w="0" w:type="auto"/>
+            <w:tcBorders>
+              <w:top w:val="single" w:sz="12" w:space="0" w:color="000000"/>
+              <w:left w:val="single" w:sz="12" w:space="0" w:color="000000"/>
+              <w:bottom w:val="single" w:sz="12" w:space="0" w:color="000000"/>
+              <w:right w:val="single" w:sz="12" w:space="0" w:color="000000"/>
+            </w:tcBorders>
+            <w:shd w:val="clear" w:color="auto" w:fill="DDA0DD"/>
             <w:vAlign w:val="center"/>
           </w:tcPr>
           <w:p>
@@ -9199,24 +8733,10 @@
             </w:pPr>
             <w:r>
               <w:rPr>
-                <w:rFonts w:ascii="Nirmala UI" w:hAnsi="Nirmala UI" w:cs="Nirmala UI"/>
-              </w:rPr>
-              <w:t>ᱼ</w:t>
-            </w:r>
-            <w:r>
-              <w:rPr>
-                <w:rFonts w:ascii="Arial" w:hAnsi="Arial" w:cs="Arial"/>
-              </w:rPr>
-              <w:br/>
-            </w:r>
-            <w:proofErr w:type="spellStart"/>
-            <w:r>
-              <w:rPr>
-                <w:rFonts w:ascii="Arial" w:hAnsi="Arial" w:cs="Arial"/>
-              </w:rPr>
-              <w:t>1C7C</w:t>
-            </w:r>
-            <w:proofErr w:type="spellEnd"/>
+                <w:rFonts w:ascii="Arial" w:hAnsi="Arial" w:cs="Arial"/>
+              </w:rPr>
+              <w:t> </w:t>
+            </w:r>
           </w:p>
         </w:tc>
         <w:bookmarkStart w:id="40" w:name="_MCCTEMPBM_CRPT01490043___7"/>
@@ -9243,21 +8763,8 @@
             <w:pPr>
               <w:pStyle w:val="TAL"/>
             </w:pPr>
-            <w:proofErr w:type="gramStart"/>
-            <w:r>
-              <w:t>In the event that</w:t>
-            </w:r>
-            <w:proofErr w:type="gramEnd"/>
-            <w:r>
-              <w:t xml:space="preserve"> an MS receives a code where a symbol is not represented in the above table then the MS shall display the REPLACEMENT CHARACTER (</w:t>
-            </w:r>
-            <w:proofErr w:type="spellStart"/>
-            <w:r>
-              <w:t>U+FFFD</w:t>
-            </w:r>
-            <w:proofErr w:type="spellEnd"/>
-            <w:r>
-              <w:t>).</w:t>
+            <w:r>
+              <w:t>In the event that an MS receives a code where a symbol is not represented in the above table then the MS shall display the REPLACEMENT CHARACTER (U+FFFD).</w:t>
             </w:r>
           </w:p>
           <w:p>
@@ -9285,41 +8792,15 @@
             </w:r>
             <w:r>
               <w:br/>
-              <w:t>Note though that &lt;</w:t>
-            </w:r>
-            <w:proofErr w:type="spellStart"/>
-            <w:r>
-              <w:t>SS</w:t>
-            </w:r>
-            <w:proofErr w:type="gramStart"/>
-            <w:r>
-              <w:t>2,CR</w:t>
-            </w:r>
-            <w:proofErr w:type="spellEnd"/>
-            <w:proofErr w:type="gramEnd"/>
-            <w:r>
-              <w:t xml:space="preserve">&gt; is </w:t>
-            </w:r>
-            <w:proofErr w:type="gramStart"/>
-            <w:r>
-              <w:t>actually CSI</w:t>
-            </w:r>
-            <w:proofErr w:type="gramEnd"/>
-            <w:r>
-              <w:t xml:space="preserve"> (se next table), and that “CR” is not a filler, nor LF.</w:t>
+              <w:t>Note though that &lt;SS2,CR&gt; is actually CSI (se next table), and that “CR” is not a filler, nor LF.</w:t>
             </w:r>
           </w:p>
           <w:p>
             <w:pPr>
               <w:pStyle w:val="TAN"/>
             </w:pPr>
-            <w:proofErr w:type="spellStart"/>
-            <w:r>
-              <w:t>SS2</w:t>
-            </w:r>
-            <w:proofErr w:type="spellEnd"/>
-            <w:r>
-              <w:t>:</w:t>
+            <w:r>
+              <w:t>SS2:</w:t>
             </w:r>
             <w:r>
               <w:tab/>
@@ -9327,36 +8808,15 @@
             <w:r>
               <w:t xml:space="preserve">SINGLE SHIFT TWO; This code shifts the next 7-bit code unit to refer to an extension of this table (subclause </w:t>
             </w:r>
-            <w:proofErr w:type="spellStart"/>
             <w:r>
               <w:t>A.4.</w:t>
             </w:r>
             <w:r>
-              <w:t>15.2</w:t>
-            </w:r>
-            <w:proofErr w:type="spellEnd"/>
-            <w:r>
-              <w:t xml:space="preserve">). </w:t>
+              <w:t xml:space="preserve">15.2). </w:t>
             </w:r>
             <w:r>
               <w:br/>
-              <w:t xml:space="preserve">When splitting a message text into </w:t>
-            </w:r>
-            <w:proofErr w:type="spellStart"/>
-            <w:r>
-              <w:t>submessages</w:t>
-            </w:r>
-            <w:proofErr w:type="spellEnd"/>
-            <w:r>
-              <w:t xml:space="preserve">, there must be no cut right after an </w:t>
-            </w:r>
-            <w:proofErr w:type="spellStart"/>
-            <w:r>
-              <w:t>SS2</w:t>
-            </w:r>
-            <w:proofErr w:type="spellEnd"/>
-            <w:r>
-              <w:t>.</w:t>
+              <w:t>When splitting a message text into submessages, there must be no cut right after an SS2.</w:t>
             </w:r>
           </w:p>
         </w:tc>
@@ -9382,7 +8842,6 @@
         <w:pStyle w:val="Rubrik4"/>
       </w:pPr>
       <w:bookmarkStart w:id="42" w:name="_Toc114820860"/>
-      <w:proofErr w:type="spellStart"/>
       <w:r>
         <w:lastRenderedPageBreak/>
         <w:t>A.4</w:t>
@@ -9402,7 +8861,6 @@
       <w:r>
         <w:t>2</w:t>
       </w:r>
-      <w:proofErr w:type="spellEnd"/>
       <w:r>
         <w:tab/>
         <w:t>SMS/CBS 7</w:t>
@@ -9414,22 +8872,10 @@
         <w:t xml:space="preserve">bit </w:t>
       </w:r>
       <w:r>
-        <w:t xml:space="preserve">Santali (Ol Chiki </w:t>
-      </w:r>
-      <w:proofErr w:type="gramStart"/>
-      <w:r>
-        <w:t>script)</w:t>
+        <w:t>Santali (Ol Chiki script)</w:t>
       </w:r>
       <w:r>
-        <w:t>Alphabet</w:t>
-      </w:r>
-      <w:proofErr w:type="gramEnd"/>
-      <w:r>
-        <w:t xml:space="preserve"> (</w:t>
-      </w:r>
-      <w:proofErr w:type="spellStart"/>
-      <w:r>
-        <w:t>0x</w:t>
+        <w:t>Alphabet (0x</w:t>
       </w:r>
       <w:r>
         <w:t>2</w:t>
@@ -9437,17 +8883,8 @@
       <w:r>
         <w:t>5</w:t>
       </w:r>
-      <w:proofErr w:type="spellEnd"/>
       <w:r>
-        <w:t>) extension (</w:t>
-      </w:r>
-      <w:proofErr w:type="spellStart"/>
-      <w:r>
-        <w:t>SS2</w:t>
-      </w:r>
-      <w:proofErr w:type="spellEnd"/>
-      <w:r>
-        <w:t>) table</w:t>
+        <w:t>) extension (SS2) table</w:t>
       </w:r>
       <w:bookmarkEnd w:id="42"/>
     </w:p>
@@ -9561,7 +8998,6 @@
                 <w:sz w:val="24"/>
               </w:rPr>
             </w:pPr>
-            <w:proofErr w:type="spellStart"/>
             <w:r>
               <w:rPr>
                 <w:rFonts w:ascii="Courier" w:hAnsi="Courier"/>
@@ -9573,7 +9009,6 @@
               </w:rPr>
               <w:t>b7</w:t>
             </w:r>
-            <w:proofErr w:type="spellEnd"/>
           </w:p>
         </w:tc>
         <w:tc>
@@ -9917,7 +9352,6 @@
                 <w:sz w:val="24"/>
               </w:rPr>
             </w:pPr>
-            <w:proofErr w:type="spellStart"/>
             <w:r>
               <w:rPr>
                 <w:rFonts w:ascii="Courier" w:hAnsi="Courier"/>
@@ -9929,7 +9363,6 @@
               </w:rPr>
               <w:t>b6</w:t>
             </w:r>
-            <w:proofErr w:type="spellEnd"/>
           </w:p>
         </w:tc>
         <w:tc>
@@ -10273,7 +9706,6 @@
                 <w:sz w:val="24"/>
               </w:rPr>
             </w:pPr>
-            <w:proofErr w:type="spellStart"/>
             <w:r>
               <w:rPr>
                 <w:rFonts w:ascii="Courier" w:hAnsi="Courier"/>
@@ -10285,7 +9717,6 @@
               </w:rPr>
               <w:t>b5</w:t>
             </w:r>
-            <w:proofErr w:type="spellEnd"/>
           </w:p>
         </w:tc>
         <w:tc>
@@ -10557,7 +9988,6 @@
             </w:pPr>
             <w:bookmarkStart w:id="49" w:name="_MCCTEMPBM_CRPT01490051___4" w:colFirst="0" w:colLast="11"/>
             <w:bookmarkEnd w:id="47"/>
-            <w:proofErr w:type="spellStart"/>
             <w:r>
               <w:rPr>
                 <w:rFonts w:ascii="Courier" w:hAnsi="Courier"/>
@@ -10569,30 +9999,28 @@
               </w:rPr>
               <w:t>b4</w:t>
             </w:r>
-            <w:proofErr w:type="spellEnd"/>
-          </w:p>
-        </w:tc>
-        <w:tc>
-          <w:tcPr>
-            <w:tcW w:w="0" w:type="auto"/>
-            <w:tcBorders>
-              <w:top w:val="single" w:sz="6" w:space="0" w:color="auto"/>
-              <w:left w:val="single" w:sz="6" w:space="0" w:color="auto"/>
-              <w:bottom w:val="single" w:sz="6" w:space="0" w:color="auto"/>
-              <w:right w:val="single" w:sz="6" w:space="0" w:color="auto"/>
-            </w:tcBorders>
-          </w:tcPr>
-          <w:p>
-            <w:pPr>
-              <w:keepNext/>
-              <w:spacing w:before="120" w:line="240" w:lineRule="exact"/>
-              <w:jc w:val="center"/>
-              <w:rPr>
-                <w:rFonts w:ascii="Courier" w:hAnsi="Courier"/>
-                <w:sz w:val="24"/>
-              </w:rPr>
-            </w:pPr>
-            <w:proofErr w:type="spellStart"/>
+          </w:p>
+        </w:tc>
+        <w:tc>
+          <w:tcPr>
+            <w:tcW w:w="0" w:type="auto"/>
+            <w:tcBorders>
+              <w:top w:val="single" w:sz="6" w:space="0" w:color="auto"/>
+              <w:left w:val="single" w:sz="6" w:space="0" w:color="auto"/>
+              <w:bottom w:val="single" w:sz="6" w:space="0" w:color="auto"/>
+              <w:right w:val="single" w:sz="6" w:space="0" w:color="auto"/>
+            </w:tcBorders>
+          </w:tcPr>
+          <w:p>
+            <w:pPr>
+              <w:keepNext/>
+              <w:spacing w:before="120" w:line="240" w:lineRule="exact"/>
+              <w:jc w:val="center"/>
+              <w:rPr>
+                <w:rFonts w:ascii="Courier" w:hAnsi="Courier"/>
+                <w:sz w:val="24"/>
+              </w:rPr>
+            </w:pPr>
             <w:r>
               <w:rPr>
                 <w:rFonts w:ascii="Courier" w:hAnsi="Courier"/>
@@ -10604,30 +10032,28 @@
               </w:rPr>
               <w:t>b3</w:t>
             </w:r>
-            <w:proofErr w:type="spellEnd"/>
-          </w:p>
-        </w:tc>
-        <w:tc>
-          <w:tcPr>
-            <w:tcW w:w="0" w:type="auto"/>
-            <w:tcBorders>
-              <w:top w:val="single" w:sz="6" w:space="0" w:color="auto"/>
-              <w:left w:val="single" w:sz="6" w:space="0" w:color="auto"/>
-              <w:bottom w:val="single" w:sz="6" w:space="0" w:color="auto"/>
-              <w:right w:val="single" w:sz="6" w:space="0" w:color="auto"/>
-            </w:tcBorders>
-          </w:tcPr>
-          <w:p>
-            <w:pPr>
-              <w:keepNext/>
-              <w:spacing w:before="120" w:line="240" w:lineRule="exact"/>
-              <w:jc w:val="center"/>
-              <w:rPr>
-                <w:rFonts w:ascii="Courier" w:hAnsi="Courier"/>
-                <w:sz w:val="24"/>
-              </w:rPr>
-            </w:pPr>
-            <w:proofErr w:type="spellStart"/>
+          </w:p>
+        </w:tc>
+        <w:tc>
+          <w:tcPr>
+            <w:tcW w:w="0" w:type="auto"/>
+            <w:tcBorders>
+              <w:top w:val="single" w:sz="6" w:space="0" w:color="auto"/>
+              <w:left w:val="single" w:sz="6" w:space="0" w:color="auto"/>
+              <w:bottom w:val="single" w:sz="6" w:space="0" w:color="auto"/>
+              <w:right w:val="single" w:sz="6" w:space="0" w:color="auto"/>
+            </w:tcBorders>
+          </w:tcPr>
+          <w:p>
+            <w:pPr>
+              <w:keepNext/>
+              <w:spacing w:before="120" w:line="240" w:lineRule="exact"/>
+              <w:jc w:val="center"/>
+              <w:rPr>
+                <w:rFonts w:ascii="Courier" w:hAnsi="Courier"/>
+                <w:sz w:val="24"/>
+              </w:rPr>
+            </w:pPr>
             <w:r>
               <w:rPr>
                 <w:rFonts w:ascii="Courier" w:hAnsi="Courier"/>
@@ -10639,30 +10065,28 @@
               </w:rPr>
               <w:t>b2</w:t>
             </w:r>
-            <w:proofErr w:type="spellEnd"/>
-          </w:p>
-        </w:tc>
-        <w:tc>
-          <w:tcPr>
-            <w:tcW w:w="0" w:type="auto"/>
-            <w:tcBorders>
-              <w:top w:val="single" w:sz="6" w:space="0" w:color="auto"/>
-              <w:left w:val="single" w:sz="6" w:space="0" w:color="auto"/>
-              <w:bottom w:val="single" w:sz="6" w:space="0" w:color="auto"/>
-              <w:right w:val="single" w:sz="6" w:space="0" w:color="auto"/>
-            </w:tcBorders>
-          </w:tcPr>
-          <w:p>
-            <w:pPr>
-              <w:keepNext/>
-              <w:spacing w:before="120" w:line="240" w:lineRule="exact"/>
-              <w:jc w:val="center"/>
-              <w:rPr>
-                <w:rFonts w:ascii="Courier" w:hAnsi="Courier"/>
-                <w:sz w:val="24"/>
-              </w:rPr>
-            </w:pPr>
-            <w:proofErr w:type="spellStart"/>
+          </w:p>
+        </w:tc>
+        <w:tc>
+          <w:tcPr>
+            <w:tcW w:w="0" w:type="auto"/>
+            <w:tcBorders>
+              <w:top w:val="single" w:sz="6" w:space="0" w:color="auto"/>
+              <w:left w:val="single" w:sz="6" w:space="0" w:color="auto"/>
+              <w:bottom w:val="single" w:sz="6" w:space="0" w:color="auto"/>
+              <w:right w:val="single" w:sz="6" w:space="0" w:color="auto"/>
+            </w:tcBorders>
+          </w:tcPr>
+          <w:p>
+            <w:pPr>
+              <w:keepNext/>
+              <w:spacing w:before="120" w:line="240" w:lineRule="exact"/>
+              <w:jc w:val="center"/>
+              <w:rPr>
+                <w:rFonts w:ascii="Courier" w:hAnsi="Courier"/>
+                <w:sz w:val="24"/>
+              </w:rPr>
+            </w:pPr>
             <w:r>
               <w:rPr>
                 <w:rFonts w:ascii="Courier" w:hAnsi="Courier"/>
@@ -10674,7 +10098,6 @@
               </w:rPr>
               <w:t>b1</w:t>
             </w:r>
-            <w:proofErr w:type="spellEnd"/>
           </w:p>
         </w:tc>
         <w:tc>
@@ -10698,7 +10121,6 @@
                 <w:sz w:val="24"/>
               </w:rPr>
             </w:pPr>
-            <w:proofErr w:type="spellStart"/>
             <w:r>
               <w:rPr>
                 <w:rFonts w:ascii="Courier" w:hAnsi="Courier"/>
@@ -10708,7 +10130,6 @@
               </w:rPr>
               <w:t>1B</w:t>
             </w:r>
-            <w:proofErr w:type="spellEnd"/>
           </w:p>
         </w:tc>
         <w:tc>
@@ -11215,15 +10636,8 @@
                 <w:rFonts w:ascii="Arial" w:hAnsi="Arial" w:cs="Arial"/>
               </w:rPr>
               <w:br/>
-            </w:r>
-            <w:proofErr w:type="spellStart"/>
-            <w:r>
-              <w:rPr>
-                <w:rFonts w:ascii="Arial" w:hAnsi="Arial" w:cs="Arial"/>
-              </w:rPr>
               <w:t>1C54</w:t>
             </w:r>
-            <w:proofErr w:type="spellEnd"/>
           </w:p>
         </w:tc>
         <w:tc>
@@ -11288,15 +10702,8 @@
                 <w:rFonts w:ascii="Arial" w:hAnsi="Arial" w:cs="Arial"/>
               </w:rPr>
               <w:br/>
-            </w:r>
-            <w:proofErr w:type="spellStart"/>
-            <w:r>
-              <w:rPr>
-                <w:rFonts w:ascii="Arial" w:hAnsi="Arial" w:cs="Arial"/>
-              </w:rPr>
               <w:t>007C</w:t>
             </w:r>
-            <w:proofErr w:type="spellEnd"/>
           </w:p>
         </w:tc>
         <w:tc>
@@ -11367,15 +10774,8 @@
                 <w:rFonts w:ascii="Arial" w:hAnsi="Arial" w:cs="Arial"/>
               </w:rPr>
               <w:br/>
-            </w:r>
-            <w:proofErr w:type="spellStart"/>
-            <w:r>
-              <w:rPr>
-                <w:rFonts w:ascii="Arial" w:hAnsi="Arial" w:cs="Arial"/>
-              </w:rPr>
               <w:t>00BC</w:t>
             </w:r>
-            <w:proofErr w:type="spellEnd"/>
           </w:p>
         </w:tc>
         <w:tc>
@@ -11410,15 +10810,8 @@
                 <w:rFonts w:ascii="Arial" w:hAnsi="Arial" w:cs="Arial"/>
               </w:rPr>
               <w:br/>
-            </w:r>
-            <w:proofErr w:type="spellStart"/>
-            <w:r>
-              <w:rPr>
-                <w:rFonts w:ascii="Arial" w:hAnsi="Arial" w:cs="Arial"/>
-              </w:rPr>
               <w:t>26A0</w:t>
             </w:r>
-            <w:proofErr w:type="spellEnd"/>
           </w:p>
         </w:tc>
         <w:bookmarkStart w:id="52" w:name="_MCCTEMPBM_CRPT01490054___7"/>
@@ -11677,15 +11070,8 @@
                 <w:rFonts w:ascii="Arial" w:hAnsi="Arial" w:cs="Arial"/>
               </w:rPr>
               <w:br/>
-            </w:r>
-            <w:proofErr w:type="spellStart"/>
-            <w:r>
-              <w:rPr>
-                <w:rFonts w:ascii="Arial" w:hAnsi="Arial" w:cs="Arial"/>
-              </w:rPr>
               <w:t>1C55</w:t>
             </w:r>
-            <w:proofErr w:type="spellEnd"/>
           </w:p>
         </w:tc>
         <w:tc>
@@ -11822,15 +11208,8 @@
                 <w:rFonts w:ascii="Arial" w:hAnsi="Arial" w:cs="Arial"/>
               </w:rPr>
               <w:br/>
-            </w:r>
-            <w:proofErr w:type="spellStart"/>
-            <w:r>
-              <w:rPr>
-                <w:rFonts w:ascii="Arial" w:hAnsi="Arial" w:cs="Arial"/>
-              </w:rPr>
               <w:t>00BD</w:t>
             </w:r>
-            <w:proofErr w:type="spellEnd"/>
           </w:p>
         </w:tc>
         <w:tc>
@@ -11865,15 +11244,8 @@
                 <w:rFonts w:ascii="Arial" w:hAnsi="Arial" w:cs="Arial"/>
               </w:rPr>
               <w:br/>
-            </w:r>
-            <w:proofErr w:type="spellStart"/>
-            <w:r>
-              <w:rPr>
-                <w:rFonts w:ascii="Arial" w:hAnsi="Arial" w:cs="Arial"/>
-              </w:rPr>
               <w:t>221E</w:t>
             </w:r>
-            <w:proofErr w:type="spellEnd"/>
           </w:p>
         </w:tc>
         <w:bookmarkStart w:id="54" w:name="_MCCTEMPBM_CRPT01490056___7"/>
@@ -12137,15 +11509,8 @@
                 <w:rFonts w:ascii="Arial" w:hAnsi="Arial" w:cs="Arial"/>
               </w:rPr>
               <w:br/>
-            </w:r>
-            <w:proofErr w:type="spellStart"/>
-            <w:r>
-              <w:rPr>
-                <w:rFonts w:ascii="Arial" w:hAnsi="Arial" w:cs="Arial"/>
-              </w:rPr>
               <w:t>1C56</w:t>
             </w:r>
-            <w:proofErr w:type="spellEnd"/>
           </w:p>
         </w:tc>
         <w:tc>
@@ -12282,15 +11647,8 @@
                 <w:rFonts w:ascii="Arial" w:hAnsi="Arial" w:cs="Arial"/>
               </w:rPr>
               <w:br/>
-            </w:r>
-            <w:proofErr w:type="spellStart"/>
-            <w:r>
-              <w:rPr>
-                <w:rFonts w:ascii="Arial" w:hAnsi="Arial" w:cs="Arial"/>
-              </w:rPr>
               <w:t>00BE</w:t>
             </w:r>
-            <w:proofErr w:type="spellEnd"/>
           </w:p>
         </w:tc>
         <w:tc>
@@ -12325,15 +11683,8 @@
                 <w:rFonts w:ascii="Arial" w:hAnsi="Arial" w:cs="Arial"/>
               </w:rPr>
               <w:br/>
-            </w:r>
-            <w:proofErr w:type="spellStart"/>
-            <w:r>
-              <w:rPr>
-                <w:rFonts w:ascii="Arial" w:hAnsi="Arial" w:cs="Arial"/>
-              </w:rPr>
               <w:t>00B2</w:t>
             </w:r>
-            <w:proofErr w:type="spellEnd"/>
           </w:p>
         </w:tc>
         <w:bookmarkStart w:id="56" w:name="_MCCTEMPBM_CRPT01490058___7"/>
@@ -12592,15 +11943,8 @@
                 <w:rFonts w:ascii="Arial" w:hAnsi="Arial" w:cs="Arial"/>
               </w:rPr>
               <w:br/>
-            </w:r>
-            <w:proofErr w:type="spellStart"/>
-            <w:r>
-              <w:rPr>
-                <w:rFonts w:ascii="Arial" w:hAnsi="Arial" w:cs="Arial"/>
-              </w:rPr>
               <w:t>1C57</w:t>
             </w:r>
-            <w:proofErr w:type="spellEnd"/>
           </w:p>
         </w:tc>
         <w:tc>
@@ -12737,15 +12081,8 @@
                 <w:rFonts w:ascii="Arial" w:hAnsi="Arial" w:cs="Arial"/>
               </w:rPr>
               <w:br/>
-            </w:r>
-            <w:proofErr w:type="spellStart"/>
-            <w:r>
-              <w:rPr>
-                <w:rFonts w:ascii="Arial" w:hAnsi="Arial" w:cs="Arial"/>
-              </w:rPr>
               <w:t>201C</w:t>
             </w:r>
-            <w:proofErr w:type="spellEnd"/>
           </w:p>
         </w:tc>
         <w:tc>
@@ -12780,15 +12117,8 @@
                 <w:rFonts w:ascii="Arial" w:hAnsi="Arial" w:cs="Arial"/>
               </w:rPr>
               <w:br/>
-            </w:r>
-            <w:proofErr w:type="spellStart"/>
-            <w:r>
-              <w:rPr>
-                <w:rFonts w:ascii="Arial" w:hAnsi="Arial" w:cs="Arial"/>
-              </w:rPr>
               <w:t>00B3</w:t>
             </w:r>
-            <w:proofErr w:type="spellEnd"/>
           </w:p>
         </w:tc>
         <w:bookmarkStart w:id="58" w:name="_MCCTEMPBM_CRPT01490060___7"/>
@@ -13022,15 +12352,8 @@
                 <w:rFonts w:ascii="Arial" w:hAnsi="Arial" w:cs="Arial"/>
               </w:rPr>
               <w:br/>
-            </w:r>
-            <w:proofErr w:type="spellStart"/>
-            <w:r>
-              <w:rPr>
-                <w:rFonts w:ascii="Arial" w:hAnsi="Arial" w:cs="Arial"/>
-              </w:rPr>
               <w:t>005E</w:t>
             </w:r>
-            <w:proofErr w:type="spellEnd"/>
           </w:p>
         </w:tc>
         <w:tc>
@@ -13065,15 +12388,8 @@
                 <w:rFonts w:ascii="Arial" w:hAnsi="Arial" w:cs="Arial"/>
               </w:rPr>
               <w:br/>
-            </w:r>
-            <w:proofErr w:type="spellStart"/>
-            <w:r>
-              <w:rPr>
-                <w:rFonts w:ascii="Arial" w:hAnsi="Arial" w:cs="Arial"/>
-              </w:rPr>
               <w:t>1C58</w:t>
             </w:r>
-            <w:proofErr w:type="spellEnd"/>
           </w:p>
         </w:tc>
         <w:tc>
@@ -13210,15 +12526,8 @@
                 <w:rFonts w:ascii="Arial" w:hAnsi="Arial" w:cs="Arial"/>
               </w:rPr>
               <w:br/>
-            </w:r>
-            <w:proofErr w:type="spellStart"/>
-            <w:r>
-              <w:rPr>
-                <w:rFonts w:ascii="Arial" w:hAnsi="Arial" w:cs="Arial"/>
-              </w:rPr>
               <w:t>201D</w:t>
             </w:r>
-            <w:proofErr w:type="spellEnd"/>
           </w:p>
         </w:tc>
         <w:tc>
@@ -13512,15 +12821,8 @@
                 <w:rFonts w:ascii="Arial" w:hAnsi="Arial" w:cs="Arial"/>
               </w:rPr>
               <w:br/>
-            </w:r>
-            <w:proofErr w:type="spellStart"/>
-            <w:r>
-              <w:rPr>
-                <w:rFonts w:ascii="Arial" w:hAnsi="Arial" w:cs="Arial"/>
-              </w:rPr>
               <w:t>1C59</w:t>
             </w:r>
-            <w:proofErr w:type="spellEnd"/>
           </w:p>
         </w:tc>
         <w:tc>
@@ -13657,15 +12959,8 @@
                 <w:rFonts w:ascii="Arial" w:hAnsi="Arial" w:cs="Arial"/>
               </w:rPr>
               <w:br/>
-            </w:r>
-            <w:proofErr w:type="spellStart"/>
-            <w:r>
-              <w:rPr>
-                <w:rFonts w:ascii="Arial" w:hAnsi="Arial" w:cs="Arial"/>
-              </w:rPr>
               <w:t>00A4</w:t>
             </w:r>
-            <w:proofErr w:type="spellEnd"/>
           </w:p>
         </w:tc>
         <w:tc>
@@ -14091,15 +13386,8 @@
                 <w:rFonts w:ascii="Arial" w:hAnsi="Arial" w:cs="Arial"/>
               </w:rPr>
               <w:br/>
-            </w:r>
-            <w:proofErr w:type="spellStart"/>
-            <w:r>
-              <w:rPr>
-                <w:rFonts w:ascii="Arial" w:hAnsi="Arial" w:cs="Arial"/>
-              </w:rPr>
               <w:t>03A9</w:t>
             </w:r>
-            <w:proofErr w:type="spellEnd"/>
           </w:p>
         </w:tc>
         <w:tc>
@@ -14520,15 +13808,8 @@
                 <w:rFonts w:ascii="Arial" w:hAnsi="Arial" w:cs="Arial"/>
               </w:rPr>
               <w:br/>
-            </w:r>
-            <w:proofErr w:type="spellStart"/>
-            <w:r>
-              <w:rPr>
-                <w:rFonts w:ascii="Arial" w:hAnsi="Arial" w:cs="Arial"/>
-              </w:rPr>
               <w:t>03BC</w:t>
             </w:r>
-            <w:proofErr w:type="spellEnd"/>
           </w:p>
         </w:tc>
         <w:tc>
@@ -14817,15 +14098,8 @@
                 <w:rFonts w:ascii="Arial" w:hAnsi="Arial" w:cs="Arial"/>
               </w:rPr>
               <w:br/>
-            </w:r>
-            <w:proofErr w:type="spellStart"/>
-            <w:r>
-              <w:rPr>
-                <w:rFonts w:ascii="Arial" w:hAnsi="Arial" w:cs="Arial"/>
-              </w:rPr>
               <w:t>007B</w:t>
             </w:r>
-            <w:proofErr w:type="spellEnd"/>
           </w:p>
         </w:tc>
         <w:tc>
@@ -14962,15 +14236,8 @@
                 <w:rFonts w:ascii="Arial" w:hAnsi="Arial" w:cs="Arial"/>
               </w:rPr>
               <w:br/>
-            </w:r>
-            <w:proofErr w:type="spellStart"/>
-            <w:r>
-              <w:rPr>
-                <w:rFonts w:ascii="Arial" w:hAnsi="Arial" w:cs="Arial"/>
-              </w:rPr>
               <w:t>00B0</w:t>
             </w:r>
-            <w:proofErr w:type="spellEnd"/>
           </w:p>
         </w:tc>
         <w:tc>
@@ -15229,15 +14496,8 @@
                 <w:rFonts w:ascii="Arial" w:hAnsi="Arial" w:cs="Arial"/>
               </w:rPr>
               <w:br/>
-            </w:r>
-            <w:proofErr w:type="spellStart"/>
-            <w:r>
-              <w:rPr>
-                <w:rFonts w:ascii="Arial" w:hAnsi="Arial" w:cs="Arial"/>
-              </w:rPr>
               <w:t>1C7E</w:t>
             </w:r>
-            <w:proofErr w:type="spellEnd"/>
           </w:p>
         </w:tc>
         <w:tc>
@@ -15272,15 +14532,8 @@
                 <w:rFonts w:ascii="Arial" w:hAnsi="Arial" w:cs="Arial"/>
               </w:rPr>
               <w:br/>
-            </w:r>
-            <w:proofErr w:type="spellStart"/>
-            <w:r>
-              <w:rPr>
-                <w:rFonts w:ascii="Arial" w:hAnsi="Arial" w:cs="Arial"/>
-              </w:rPr>
               <w:t>007D</w:t>
             </w:r>
-            <w:proofErr w:type="spellEnd"/>
           </w:p>
         </w:tc>
         <w:tc>
@@ -15417,15 +14670,8 @@
                 <w:rFonts w:ascii="Arial" w:hAnsi="Arial" w:cs="Arial"/>
               </w:rPr>
               <w:br/>
-            </w:r>
-            <w:proofErr w:type="spellStart"/>
-            <w:r>
-              <w:rPr>
-                <w:rFonts w:ascii="Arial" w:hAnsi="Arial" w:cs="Arial"/>
-              </w:rPr>
               <w:t>00D7</w:t>
             </w:r>
-            <w:proofErr w:type="spellEnd"/>
           </w:p>
         </w:tc>
         <w:tc>
@@ -15657,15 +14903,8 @@
                 <w:rFonts w:ascii="Arial" w:hAnsi="Arial" w:cs="Arial"/>
               </w:rPr>
               <w:br/>
-            </w:r>
-            <w:proofErr w:type="spellStart"/>
-            <w:r>
-              <w:rPr>
-                <w:rFonts w:ascii="Arial" w:hAnsi="Arial" w:cs="Arial"/>
-              </w:rPr>
               <w:t>000C</w:t>
             </w:r>
-            <w:proofErr w:type="spellEnd"/>
           </w:p>
         </w:tc>
         <w:tc>
@@ -15700,15 +14939,8 @@
                 <w:rFonts w:ascii="Arial" w:hAnsi="Arial" w:cs="Arial"/>
               </w:rPr>
               <w:br/>
-            </w:r>
-            <w:proofErr w:type="spellStart"/>
-            <w:r>
-              <w:rPr>
-                <w:rFonts w:ascii="Arial" w:hAnsi="Arial" w:cs="Arial"/>
-              </w:rPr>
               <w:t>1C7F</w:t>
             </w:r>
-            <w:proofErr w:type="spellEnd"/>
           </w:p>
         </w:tc>
         <w:tc>
@@ -15756,15 +14988,8 @@
                 <w:rFonts w:ascii="Arial" w:hAnsi="Arial" w:cs="Arial"/>
               </w:rPr>
               <w:br/>
-            </w:r>
-            <w:proofErr w:type="spellStart"/>
-            <w:r>
-              <w:rPr>
-                <w:rFonts w:ascii="Arial" w:hAnsi="Arial" w:cs="Arial"/>
-              </w:rPr>
               <w:t>1C51,2044,1C54</w:t>
             </w:r>
-            <w:proofErr w:type="spellEnd"/>
           </w:p>
         </w:tc>
         <w:tc>
@@ -15835,15 +15060,8 @@
                 <w:rFonts w:ascii="Arial" w:hAnsi="Arial" w:cs="Arial"/>
               </w:rPr>
               <w:br/>
-            </w:r>
-            <w:proofErr w:type="spellStart"/>
-            <w:r>
-              <w:rPr>
-                <w:rFonts w:ascii="Arial" w:hAnsi="Arial" w:cs="Arial"/>
-              </w:rPr>
               <w:t>004A</w:t>
             </w:r>
-            <w:proofErr w:type="spellEnd"/>
           </w:p>
         </w:tc>
         <w:tc>
@@ -15878,15 +15096,8 @@
                 <w:rFonts w:ascii="Arial" w:hAnsi="Arial" w:cs="Arial"/>
               </w:rPr>
               <w:br/>
-            </w:r>
-            <w:proofErr w:type="spellStart"/>
-            <w:r>
-              <w:rPr>
-                <w:rFonts w:ascii="Arial" w:hAnsi="Arial" w:cs="Arial"/>
-              </w:rPr>
               <w:t>005A</w:t>
             </w:r>
-            <w:proofErr w:type="spellEnd"/>
           </w:p>
         </w:tc>
         <w:tc>
@@ -15921,15 +15132,8 @@
                 <w:rFonts w:ascii="Arial" w:hAnsi="Arial" w:cs="Arial"/>
               </w:rPr>
               <w:br/>
-            </w:r>
-            <w:proofErr w:type="spellStart"/>
-            <w:r>
-              <w:rPr>
-                <w:rFonts w:ascii="Arial" w:hAnsi="Arial" w:cs="Arial"/>
-              </w:rPr>
               <w:t>00F7</w:t>
             </w:r>
-            <w:proofErr w:type="spellEnd"/>
           </w:p>
         </w:tc>
         <w:tc>
@@ -16183,7 +15387,6 @@
                 <w:sz w:val="24"/>
               </w:rPr>
             </w:pPr>
-            <w:proofErr w:type="spellStart"/>
             <w:r>
               <w:rPr>
                 <w:rFonts w:ascii="Arial" w:hAnsi="Arial" w:cs="Arial"/>
@@ -16192,7 +15395,6 @@
               </w:rPr>
               <w:t>SS3</w:t>
             </w:r>
-            <w:proofErr w:type="spellEnd"/>
             <w:r>
               <w:rPr>
                 <w:rFonts w:ascii="Arial" w:hAnsi="Arial" w:cs="Arial"/>
@@ -16247,15 +15449,8 @@
                 <w:rFonts w:ascii="Arial" w:hAnsi="Arial" w:cs="Arial"/>
               </w:rPr>
               <w:br/>
-            </w:r>
-            <w:proofErr w:type="spellStart"/>
-            <w:r>
-              <w:rPr>
-                <w:rFonts w:ascii="Arial" w:hAnsi="Arial" w:cs="Arial"/>
-              </w:rPr>
               <w:t>1C51,2044,1C52</w:t>
             </w:r>
-            <w:proofErr w:type="spellEnd"/>
           </w:p>
         </w:tc>
         <w:tc>
@@ -16326,15 +15521,8 @@
                 <w:rFonts w:ascii="Arial" w:hAnsi="Arial" w:cs="Arial"/>
               </w:rPr>
               <w:br/>
-            </w:r>
-            <w:proofErr w:type="spellStart"/>
-            <w:r>
-              <w:rPr>
-                <w:rFonts w:ascii="Arial" w:hAnsi="Arial" w:cs="Arial"/>
-              </w:rPr>
               <w:t>004B</w:t>
             </w:r>
-            <w:proofErr w:type="spellEnd"/>
           </w:p>
         </w:tc>
         <w:tc>
@@ -16399,15 +15587,8 @@
                 <w:rFonts w:ascii="Arial" w:hAnsi="Arial" w:cs="Arial"/>
               </w:rPr>
               <w:br/>
-            </w:r>
-            <w:proofErr w:type="spellStart"/>
-            <w:r>
-              <w:rPr>
-                <w:rFonts w:ascii="Arial" w:hAnsi="Arial" w:cs="Arial"/>
-              </w:rPr>
               <w:t>00B1</w:t>
             </w:r>
-            <w:proofErr w:type="spellEnd"/>
           </w:p>
         </w:tc>
         <w:tc>
@@ -16666,15 +15847,8 @@
                 <w:rFonts w:ascii="Arial" w:hAnsi="Arial" w:cs="Arial"/>
               </w:rPr>
               <w:br/>
-            </w:r>
-            <w:proofErr w:type="spellStart"/>
-            <w:r>
-              <w:rPr>
-                <w:rFonts w:ascii="Arial" w:hAnsi="Arial" w:cs="Arial"/>
-              </w:rPr>
               <w:t>1C50</w:t>
             </w:r>
-            <w:proofErr w:type="spellEnd"/>
           </w:p>
         </w:tc>
         <w:tc>
@@ -16722,15 +15896,8 @@
                 <w:rFonts w:ascii="Arial" w:hAnsi="Arial" w:cs="Arial"/>
               </w:rPr>
               <w:br/>
-            </w:r>
-            <w:proofErr w:type="spellStart"/>
-            <w:r>
-              <w:rPr>
-                <w:rFonts w:ascii="Arial" w:hAnsi="Arial" w:cs="Arial"/>
-              </w:rPr>
               <w:t>1C53,2044,1C54</w:t>
             </w:r>
-            <w:proofErr w:type="spellEnd"/>
           </w:p>
         </w:tc>
         <w:tc>
@@ -16765,15 +15932,8 @@
                 <w:rFonts w:ascii="Arial" w:hAnsi="Arial" w:cs="Arial"/>
               </w:rPr>
               <w:br/>
-            </w:r>
-            <w:proofErr w:type="spellStart"/>
-            <w:r>
-              <w:rPr>
-                <w:rFonts w:ascii="Arial" w:hAnsi="Arial" w:cs="Arial"/>
-              </w:rPr>
               <w:t>005B</w:t>
             </w:r>
-            <w:proofErr w:type="spellEnd"/>
           </w:p>
         </w:tc>
         <w:tc>
@@ -16808,15 +15968,8 @@
                 <w:rFonts w:ascii="Arial" w:hAnsi="Arial" w:cs="Arial"/>
               </w:rPr>
               <w:br/>
-            </w:r>
-            <w:proofErr w:type="spellStart"/>
-            <w:r>
-              <w:rPr>
-                <w:rFonts w:ascii="Arial" w:hAnsi="Arial" w:cs="Arial"/>
-              </w:rPr>
               <w:t>004C</w:t>
             </w:r>
-            <w:proofErr w:type="spellEnd"/>
           </w:p>
         </w:tc>
         <w:tc>
@@ -17114,15 +16267,8 @@
                 <w:rFonts w:ascii="Arial" w:hAnsi="Arial" w:cs="Arial"/>
               </w:rPr>
               <w:br/>
-            </w:r>
-            <w:proofErr w:type="spellStart"/>
-            <w:r>
-              <w:rPr>
-                <w:rFonts w:ascii="Arial" w:hAnsi="Arial" w:cs="Arial"/>
-              </w:rPr>
               <w:t>009B</w:t>
             </w:r>
-            <w:proofErr w:type="spellEnd"/>
           </w:p>
         </w:tc>
         <w:tc>
@@ -17157,15 +16303,8 @@
                 <w:rFonts w:ascii="Arial" w:hAnsi="Arial" w:cs="Arial"/>
               </w:rPr>
               <w:br/>
-            </w:r>
-            <w:proofErr w:type="spellStart"/>
-            <w:r>
-              <w:rPr>
-                <w:rFonts w:ascii="Arial" w:hAnsi="Arial" w:cs="Arial"/>
-              </w:rPr>
               <w:t>1C51</w:t>
             </w:r>
-            <w:proofErr w:type="spellEnd"/>
           </w:p>
         </w:tc>
         <w:tc>
@@ -17200,15 +16339,8 @@
                 <w:rFonts w:ascii="Arial" w:hAnsi="Arial" w:cs="Arial"/>
               </w:rPr>
               <w:br/>
-            </w:r>
-            <w:proofErr w:type="spellStart"/>
-            <w:r>
-              <w:rPr>
-                <w:rFonts w:ascii="Arial" w:hAnsi="Arial" w:cs="Arial"/>
-              </w:rPr>
               <w:t>2A7D</w:t>
             </w:r>
-            <w:proofErr w:type="spellEnd"/>
           </w:p>
         </w:tc>
         <w:tc>
@@ -17243,15 +16375,8 @@
                 <w:rFonts w:ascii="Arial" w:hAnsi="Arial" w:cs="Arial"/>
               </w:rPr>
               <w:br/>
-            </w:r>
-            <w:proofErr w:type="spellStart"/>
-            <w:r>
-              <w:rPr>
-                <w:rFonts w:ascii="Arial" w:hAnsi="Arial" w:cs="Arial"/>
-              </w:rPr>
               <w:t>007E</w:t>
             </w:r>
-            <w:proofErr w:type="spellEnd"/>
           </w:p>
         </w:tc>
         <w:tc>
@@ -17286,15 +16411,8 @@
                 <w:rFonts w:ascii="Arial" w:hAnsi="Arial" w:cs="Arial"/>
               </w:rPr>
               <w:br/>
-            </w:r>
-            <w:proofErr w:type="spellStart"/>
-            <w:r>
-              <w:rPr>
-                <w:rFonts w:ascii="Arial" w:hAnsi="Arial" w:cs="Arial"/>
-              </w:rPr>
               <w:t>004D</w:t>
             </w:r>
-            <w:proofErr w:type="spellEnd"/>
           </w:p>
         </w:tc>
         <w:tc>
@@ -17359,15 +16477,8 @@
                 <w:rFonts w:ascii="Arial" w:hAnsi="Arial" w:cs="Arial"/>
               </w:rPr>
               <w:br/>
-            </w:r>
-            <w:proofErr w:type="spellStart"/>
-            <w:r>
-              <w:rPr>
-                <w:rFonts w:ascii="Arial" w:hAnsi="Arial" w:cs="Arial"/>
-              </w:rPr>
               <w:t>00AB</w:t>
             </w:r>
-            <w:proofErr w:type="spellEnd"/>
           </w:p>
         </w:tc>
         <w:tc>
@@ -17626,15 +16737,8 @@
                 <w:rFonts w:ascii="Arial" w:hAnsi="Arial" w:cs="Arial"/>
               </w:rPr>
               <w:br/>
-            </w:r>
-            <w:proofErr w:type="spellStart"/>
-            <w:r>
-              <w:rPr>
-                <w:rFonts w:ascii="Arial" w:hAnsi="Arial" w:cs="Arial"/>
-              </w:rPr>
               <w:t>1C52</w:t>
             </w:r>
-            <w:proofErr w:type="spellEnd"/>
           </w:p>
         </w:tc>
         <w:tc>
@@ -17669,15 +16773,8 @@
                 <w:rFonts w:ascii="Arial" w:hAnsi="Arial" w:cs="Arial"/>
               </w:rPr>
               <w:br/>
-            </w:r>
-            <w:proofErr w:type="spellStart"/>
-            <w:r>
-              <w:rPr>
-                <w:rFonts w:ascii="Arial" w:hAnsi="Arial" w:cs="Arial"/>
-              </w:rPr>
               <w:t>2A7E</w:t>
             </w:r>
-            <w:proofErr w:type="spellEnd"/>
           </w:p>
         </w:tc>
         <w:tc>
@@ -17712,15 +16809,8 @@
                 <w:rFonts w:ascii="Arial" w:hAnsi="Arial" w:cs="Arial"/>
               </w:rPr>
               <w:br/>
-            </w:r>
-            <w:proofErr w:type="spellStart"/>
-            <w:r>
-              <w:rPr>
-                <w:rFonts w:ascii="Arial" w:hAnsi="Arial" w:cs="Arial"/>
-              </w:rPr>
               <w:t>005D</w:t>
             </w:r>
-            <w:proofErr w:type="spellEnd"/>
           </w:p>
         </w:tc>
         <w:tc>
@@ -17755,15 +16845,8 @@
                 <w:rFonts w:ascii="Arial" w:hAnsi="Arial" w:cs="Arial"/>
               </w:rPr>
               <w:br/>
-            </w:r>
-            <w:proofErr w:type="spellStart"/>
-            <w:r>
-              <w:rPr>
-                <w:rFonts w:ascii="Arial" w:hAnsi="Arial" w:cs="Arial"/>
-              </w:rPr>
               <w:t>004E</w:t>
             </w:r>
-            <w:proofErr w:type="spellEnd"/>
           </w:p>
         </w:tc>
         <w:tc>
@@ -17828,15 +16911,8 @@
                 <w:rFonts w:ascii="Arial" w:hAnsi="Arial" w:cs="Arial"/>
               </w:rPr>
               <w:br/>
-            </w:r>
-            <w:proofErr w:type="spellStart"/>
-            <w:r>
-              <w:rPr>
-                <w:rFonts w:ascii="Arial" w:hAnsi="Arial" w:cs="Arial"/>
-              </w:rPr>
               <w:t>00BB</w:t>
             </w:r>
-            <w:proofErr w:type="spellEnd"/>
           </w:p>
         </w:tc>
         <w:tc>
@@ -18095,15 +17171,8 @@
                 <w:rFonts w:ascii="Arial" w:hAnsi="Arial" w:cs="Arial"/>
               </w:rPr>
               <w:br/>
-            </w:r>
-            <w:proofErr w:type="spellStart"/>
-            <w:r>
-              <w:rPr>
-                <w:rFonts w:ascii="Arial" w:hAnsi="Arial" w:cs="Arial"/>
-              </w:rPr>
               <w:t>1C53</w:t>
             </w:r>
-            <w:proofErr w:type="spellEnd"/>
           </w:p>
         </w:tc>
         <w:tc>
@@ -18138,15 +17207,8 @@
                 <w:rFonts w:ascii="Arial" w:hAnsi="Arial" w:cs="Arial"/>
               </w:rPr>
               <w:br/>
-            </w:r>
-            <w:proofErr w:type="spellStart"/>
-            <w:r>
-              <w:rPr>
-                <w:rFonts w:ascii="Arial" w:hAnsi="Arial" w:cs="Arial"/>
-              </w:rPr>
               <w:t>005C</w:t>
             </w:r>
-            <w:proofErr w:type="spellEnd"/>
           </w:p>
         </w:tc>
         <w:tc>
@@ -18181,15 +17243,8 @@
                 <w:rFonts w:ascii="Arial" w:hAnsi="Arial" w:cs="Arial"/>
               </w:rPr>
               <w:br/>
-            </w:r>
-            <w:proofErr w:type="spellStart"/>
-            <w:r>
-              <w:rPr>
-                <w:rFonts w:ascii="Arial" w:hAnsi="Arial" w:cs="Arial"/>
-              </w:rPr>
               <w:t>00B7</w:t>
             </w:r>
-            <w:proofErr w:type="spellEnd"/>
           </w:p>
         </w:tc>
         <w:tc>
@@ -18224,15 +17279,8 @@
                 <w:rFonts w:ascii="Arial" w:hAnsi="Arial" w:cs="Arial"/>
               </w:rPr>
               <w:br/>
-            </w:r>
-            <w:proofErr w:type="spellStart"/>
-            <w:r>
-              <w:rPr>
-                <w:rFonts w:ascii="Arial" w:hAnsi="Arial" w:cs="Arial"/>
-              </w:rPr>
               <w:t>004F</w:t>
             </w:r>
-            <w:proofErr w:type="spellEnd"/>
           </w:p>
         </w:tc>
         <w:tc>
@@ -18354,21 +17402,8 @@
             <w:pPr>
               <w:pStyle w:val="TAL"/>
             </w:pPr>
-            <w:proofErr w:type="gramStart"/>
-            <w:r>
-              <w:t>In the event that</w:t>
-            </w:r>
-            <w:proofErr w:type="gramEnd"/>
-            <w:r>
-              <w:t xml:space="preserve"> an MS receives a code where a symbol is not represented in the above table then the MS shall display the REPLACEMENT CHARACTER (</w:t>
-            </w:r>
-            <w:proofErr w:type="spellStart"/>
-            <w:r>
-              <w:t>U+FFFD</w:t>
-            </w:r>
-            <w:proofErr w:type="spellEnd"/>
-            <w:r>
-              <w:t>).</w:t>
+            <w:r>
+              <w:t>In the event that an MS receives a code where a symbol is not represented in the above table then the MS shall display the REPLACEMENT CHARACTER (U+FFFD).</w:t>
             </w:r>
           </w:p>
           <w:p>
@@ -18408,36 +17443,15 @@
             <w:pPr>
               <w:pStyle w:val="TAN"/>
             </w:pPr>
-            <w:proofErr w:type="spellStart"/>
-            <w:r>
-              <w:t>SS3</w:t>
-            </w:r>
-            <w:proofErr w:type="spellEnd"/>
-            <w:r>
-              <w:t>:</w:t>
+            <w:r>
+              <w:t>SS3:</w:t>
             </w:r>
             <w:r>
               <w:tab/>
               <w:t xml:space="preserve">SINGLE SHIFT THREE; This code is reserved for the extension to another extension table. </w:t>
             </w:r>
             <w:r>
-              <w:t xml:space="preserve">When splitting a message text into </w:t>
-            </w:r>
-            <w:proofErr w:type="spellStart"/>
-            <w:r>
-              <w:t>submessages</w:t>
-            </w:r>
-            <w:proofErr w:type="spellEnd"/>
-            <w:r>
-              <w:t xml:space="preserve">, there must be no cut right after an </w:t>
-            </w:r>
-            <w:proofErr w:type="spellStart"/>
-            <w:r>
-              <w:t>SS3</w:t>
-            </w:r>
-            <w:proofErr w:type="spellEnd"/>
-            <w:r>
-              <w:t>.</w:t>
+              <w:t>When splitting a message text into submessages, there must be no cut right after an SS3.</w:t>
             </w:r>
           </w:p>
           <w:p>
@@ -18448,7 +17462,6 @@
                 <w:szCs w:val="18"/>
               </w:rPr>
             </w:pPr>
-            <w:proofErr w:type="spellStart"/>
             <w:r>
               <w:t>U+</w:t>
             </w:r>
@@ -18459,7 +17472,6 @@
               </w:rPr>
               <w:t>2044</w:t>
             </w:r>
-            <w:proofErr w:type="spellEnd"/>
             <w:r>
               <w:tab/>
             </w:r>
